--- a/CHAPTER 1/Chapter 1 ass.docx
+++ b/CHAPTER 1/Chapter 1 ass.docx
@@ -52,78 +52,44 @@
     </w:p>
     <w:p>
       <w:r>
-        <w:t xml:space="preserve"> a) Computers process data under the control of sets of instructions called _</w:t>
+        <w:t xml:space="preserve"> a) Computers process data under the control of sets of instructions called </w:t>
+      </w:r>
+      <w:r>
+        <w:rPr>
+          <w:b/>
+          <w:bCs/>
+        </w:rPr>
+        <w:t>programs.</w:t>
       </w:r>
       <w:r>
         <w:t xml:space="preserve"> </w:t>
       </w:r>
-      <w:proofErr w:type="gramStart"/>
-      <w:r>
-        <w:t>programs</w:t>
-      </w:r>
-      <w:r>
-        <w:t xml:space="preserve"> .</w:t>
-      </w:r>
-      <w:proofErr w:type="gramEnd"/>
+    </w:p>
+    <w:p>
+      <w:r>
+        <w:t xml:space="preserve">b) The key logical units of the computer are the </w:t>
+      </w:r>
+      <w:r>
+        <w:rPr>
+          <w:b/>
+          <w:bCs/>
+        </w:rPr>
+        <w:t>Input , Output and Arithmetic and Logic unit, and central processing unit(CPU).</w:t>
+      </w:r>
       <w:r>
         <w:t xml:space="preserve"> </w:t>
       </w:r>
     </w:p>
     <w:p>
       <w:r>
-        <w:t>b) The key logical units of the computer are the</w:t>
-      </w:r>
-      <w:r>
-        <w:t xml:space="preserve"> _ </w:t>
-      </w:r>
-      <w:r>
-        <w:t>input nut</w:t>
-      </w:r>
-      <w:r>
-        <w:t>,</w:t>
-      </w:r>
-      <w:r>
-        <w:t xml:space="preserve"> output unit</w:t>
-      </w:r>
-      <w:r>
-        <w:t>,</w:t>
-      </w:r>
-      <w:r>
-        <w:t xml:space="preserve"> memory </w:t>
-      </w:r>
-      <w:proofErr w:type="gramStart"/>
-      <w:r>
-        <w:t>unit</w:t>
-      </w:r>
-      <w:r>
-        <w:t xml:space="preserve"> ,</w:t>
-      </w:r>
-      <w:r>
-        <w:t>central</w:t>
-      </w:r>
-      <w:proofErr w:type="gramEnd"/>
-      <w:r>
-        <w:t xml:space="preserve"> processing </w:t>
-      </w:r>
-      <w:proofErr w:type="gramStart"/>
-      <w:r>
-        <w:t>unit</w:t>
-      </w:r>
-      <w:r>
-        <w:t xml:space="preserve"> ,</w:t>
-      </w:r>
-      <w:r>
-        <w:t>arithmetic</w:t>
-      </w:r>
-      <w:proofErr w:type="gramEnd"/>
-      <w:r>
-        <w:t xml:space="preserve"> and logic unit </w:t>
-      </w:r>
-      <w:r>
-        <w:t xml:space="preserve">and </w:t>
-      </w:r>
-      <w:r>
-        <w:t>storage unite</w:t>
+        <w:t xml:space="preserve">c) The three types of languages they are </w:t>
+      </w:r>
+      <w:r>
+        <w:rPr>
+          <w:b/>
+          <w:bCs/>
+        </w:rPr>
+        <w:t>Machine Languages, Assembly Language and High level Languages</w:t>
       </w:r>
       <w:r>
         <w:t xml:space="preserve">. </w:t>
@@ -131,44 +97,17 @@
     </w:p>
     <w:p>
       <w:r>
-        <w:t>c) The three types of languages they are</w:t>
-      </w:r>
-      <w:r>
-        <w:t xml:space="preserve">_ machine </w:t>
-      </w:r>
-      <w:proofErr w:type="gramStart"/>
-      <w:r>
-        <w:t>language</w:t>
-      </w:r>
-      <w:r>
-        <w:t xml:space="preserve"> ,</w:t>
-      </w:r>
-      <w:proofErr w:type="gramEnd"/>
-      <w:r>
-        <w:t xml:space="preserve"> </w:t>
-      </w:r>
-      <w:r>
-        <w:t xml:space="preserve">assembly language </w:t>
-      </w:r>
-      <w:r>
-        <w:t xml:space="preserve">and </w:t>
-      </w:r>
-      <w:r>
-        <w:t>high-level languages</w:t>
-      </w:r>
-      <w:r>
-        <w:t xml:space="preserve">. </w:t>
-      </w:r>
-    </w:p>
-    <w:p>
-      <w:r>
         <w:t xml:space="preserve">d) The programs that translate high-level language programs into machine language are called </w:t>
       </w:r>
       <w:r>
-        <w:t>_ compilers.</w:t>
-      </w:r>
-      <w:r>
-        <w:t xml:space="preserve"> </w:t>
+        <w:rPr>
+          <w:b/>
+          <w:bCs/>
+        </w:rPr>
+        <w:t xml:space="preserve"> Compliers</w:t>
+      </w:r>
+      <w:r>
+        <w:t xml:space="preserve"> . </w:t>
       </w:r>
     </w:p>
     <w:p>
@@ -176,32 +115,44 @@
         <w:t xml:space="preserve">e) </w:t>
       </w:r>
       <w:r>
-        <w:t xml:space="preserve">Android </w:t>
-      </w:r>
-      <w:r>
-        <w:t xml:space="preserve">is an operating system for mobile devices based on the Linux kernel and Java. </w:t>
-      </w:r>
-    </w:p>
-    <w:p>
-      <w:r>
-        <w:t xml:space="preserve">f) </w:t>
-      </w:r>
-      <w:r>
-        <w:t>Release candidate</w:t>
-      </w:r>
-      <w:r>
-        <w:t xml:space="preserve">_ software is generally feature complete, (supposedly) bug free and ready for use by the community. </w:t>
-      </w:r>
-    </w:p>
-    <w:p>
-      <w:r>
-        <w:t>g) The Wii Remote, as well as many smartphones, use a(n) _</w:t>
-      </w:r>
-      <w:r>
-        <w:t xml:space="preserve">accelerometer </w:t>
-      </w:r>
-      <w:r>
-        <w:t xml:space="preserve">which allows the device to respond to motion. </w:t>
+        <w:rPr>
+          <w:b/>
+          <w:bCs/>
+        </w:rPr>
+        <w:t>Android</w:t>
+      </w:r>
+      <w:r>
+        <w:t xml:space="preserve"> is an operating system for mobile devices based on the Linux kernel and Java. </w:t>
+      </w:r>
+    </w:p>
+    <w:p>
+      <w:r>
+        <w:t>f)</w:t>
+      </w:r>
+      <w:r>
+        <w:rPr>
+          <w:b/>
+          <w:bCs/>
+        </w:rPr>
+        <w:t xml:space="preserve"> Production </w:t>
+      </w:r>
+      <w:r>
+        <w:t xml:space="preserve">software is generally feature complete, (supposedly) bug free and ready for use by the community. </w:t>
+      </w:r>
+    </w:p>
+    <w:p>
+      <w:r>
+        <w:t xml:space="preserve">g) The Wii Remote, as well as many smartphones, use a(n) </w:t>
+      </w:r>
+      <w:r>
+        <w:rPr>
+          <w:b/>
+          <w:bCs/>
+        </w:rPr>
+        <w:t>Accelerometer</w:t>
+      </w:r>
+      <w:r>
+        <w:t xml:space="preserve"> which allows the device to respond to motion. </w:t>
       </w:r>
     </w:p>
     <w:p/>
@@ -222,40 +173,30 @@
     </w:p>
     <w:p>
       <w:r>
-        <w:t xml:space="preserve"> a) The _</w:t>
-      </w:r>
-      <w:r>
-        <w:t xml:space="preserve"> </w:t>
-      </w:r>
-      <w:proofErr w:type="gramStart"/>
-      <w:r>
-        <w:t xml:space="preserve">java </w:t>
-      </w:r>
-      <w:r>
-        <w:t xml:space="preserve"> command</w:t>
-      </w:r>
-      <w:proofErr w:type="gramEnd"/>
-      <w:r>
-        <w:t xml:space="preserve"> from the JDK executes a Java application. </w:t>
-      </w:r>
-    </w:p>
-    <w:p>
-      <w:r>
-        <w:t xml:space="preserve">b) The </w:t>
-      </w:r>
-      <w:proofErr w:type="gramStart"/>
-      <w:r>
-        <w:t>_</w:t>
-      </w:r>
-      <w:r>
-        <w:t xml:space="preserve">  </w:t>
-      </w:r>
-      <w:proofErr w:type="spellStart"/>
-      <w:r>
+        <w:t xml:space="preserve"> a) The</w:t>
+      </w:r>
+      <w:r>
+        <w:rPr>
+          <w:b/>
+          <w:bCs/>
+        </w:rPr>
+        <w:t xml:space="preserve"> java</w:t>
+      </w:r>
+      <w:r>
+        <w:t xml:space="preserve"> command from the JDK executes a Java application. </w:t>
+      </w:r>
+    </w:p>
+    <w:p>
+      <w:r>
+        <w:t xml:space="preserve">b) The  </w:t>
+      </w:r>
+      <w:r>
+        <w:rPr>
+          <w:b/>
+          <w:bCs/>
+        </w:rPr>
         <w:t>javac</w:t>
       </w:r>
-      <w:proofErr w:type="spellEnd"/>
-      <w:proofErr w:type="gramEnd"/>
       <w:r>
         <w:t xml:space="preserve"> command from the JDK compiles a Java program. </w:t>
       </w:r>
@@ -265,32 +206,34 @@
         <w:t xml:space="preserve">c) A Java source code file must end with the </w:t>
       </w:r>
       <w:r>
-        <w:t>_ .java</w:t>
-      </w:r>
-      <w:r>
-        <w:t xml:space="preserve"> file extension. </w:t>
-      </w:r>
-    </w:p>
-    <w:p>
-      <w:r>
-        <w:t>d) When a Java program is compiled, the file produced by the compiler ends with the _</w:t>
-      </w:r>
-      <w:r>
-        <w:t xml:space="preserve"> .class </w:t>
-      </w:r>
-      <w:r>
-        <w:t xml:space="preserve">file extension. </w:t>
-      </w:r>
-    </w:p>
-    <w:p>
-      <w:r>
-        <w:t>e) The file produced by the Java compiler contains _</w:t>
-      </w:r>
-      <w:r>
-        <w:t xml:space="preserve"> bytecodes</w:t>
-      </w:r>
-      <w:r>
-        <w:t xml:space="preserve"> that are executed by the Java Virtual Machine. </w:t>
+        <w:rPr>
+          <w:b/>
+          <w:bCs/>
+        </w:rPr>
+        <w:t>.java</w:t>
+      </w:r>
+      <w:r>
+        <w:t xml:space="preserve">  file extension. </w:t>
+      </w:r>
+    </w:p>
+    <w:p>
+      <w:r>
+        <w:t>d) When a Java program is compiled, the file produced by the compiler ends with the .</w:t>
+      </w:r>
+      <w:r>
+        <w:rPr>
+          <w:b/>
+          <w:bCs/>
+        </w:rPr>
+        <w:t>class  file</w:t>
+      </w:r>
+      <w:r>
+        <w:t xml:space="preserve"> extension. </w:t>
+      </w:r>
+    </w:p>
+    <w:p>
+      <w:r>
+        <w:t xml:space="preserve">e) The file produced by the Java compiler contains bytecodes that are executed by the Java Virtual Machine. </w:t>
       </w:r>
     </w:p>
     <w:p/>
@@ -319,44 +262,30 @@
     </w:p>
     <w:p>
       <w:r>
-        <w:t>a) Objects enable the design practice of</w:t>
-      </w:r>
-      <w:r>
-        <w:t xml:space="preserve"> information</w:t>
-      </w:r>
-      <w:r>
-        <w:t xml:space="preserve"> </w:t>
-      </w:r>
-      <w:proofErr w:type="gramStart"/>
-      <w:r>
-        <w:t>hiding</w:t>
-      </w:r>
-      <w:r>
-        <w:t xml:space="preserve"> </w:t>
-      </w:r>
-      <w:r>
-        <w:t xml:space="preserve"> —</w:t>
-      </w:r>
-      <w:proofErr w:type="gramEnd"/>
-      <w:r>
-        <w:t xml:space="preserve">although they may know how to communicate with one another across well-defined interfaces, they normally are not allowed to know how other objects are implemented. </w:t>
-      </w:r>
-    </w:p>
-    <w:p>
-      <w:r>
-        <w:t>b) Java programmers concentrate on creating _</w:t>
-      </w:r>
-      <w:r>
-        <w:t xml:space="preserve"> </w:t>
-      </w:r>
-      <w:proofErr w:type="gramStart"/>
-      <w:r>
+        <w:t xml:space="preserve">a) Objects enable the design practice of </w:t>
+      </w:r>
+      <w:r>
+        <w:rPr>
+          <w:b/>
+          <w:bCs/>
+        </w:rPr>
+        <w:t>Information hiding</w:t>
+      </w:r>
+      <w:r>
+        <w:t xml:space="preserve">_ although they may know how to communicate with one another across well-defined interfaces, they normally are not allowed to know how other objects are implemented. </w:t>
+      </w:r>
+    </w:p>
+    <w:p>
+      <w:r>
+        <w:t xml:space="preserve">b) Java programmers concentrate on creating </w:t>
+      </w:r>
+      <w:r>
+        <w:rPr>
+          <w:b/>
+          <w:bCs/>
+        </w:rPr>
         <w:t>classes</w:t>
       </w:r>
-      <w:r>
-        <w:t xml:space="preserve"> ,</w:t>
-      </w:r>
-      <w:proofErr w:type="gramEnd"/>
       <w:r>
         <w:t xml:space="preserve"> which contain fields and the set of methods that manipulate those fields and provide services to clients. </w:t>
       </w:r>
@@ -367,7 +296,11 @@
         <w:t xml:space="preserve">c) The process of analyzing and designing a system from an object-oriented point of view is called </w:t>
       </w:r>
       <w:r>
-        <w:t>_object-oriented analysis and design</w:t>
+        <w:rPr>
+          <w:b/>
+          <w:bCs/>
+        </w:rPr>
+        <w:t xml:space="preserve">object-Oriented analysis and design </w:t>
       </w:r>
       <w:r>
         <w:t xml:space="preserve">. </w:t>
@@ -378,40 +311,44 @@
         <w:t xml:space="preserve">d) A new class of objects can be created conveniently by </w:t>
       </w:r>
       <w:r>
-        <w:t>inheritance</w:t>
-      </w:r>
-      <w:r>
-        <w:t xml:space="preserve">—the new class (called the subclass) starts with the characteristics of an existing class (called the superclass), possibly customizing them and adding unique characteristics of its own. </w:t>
-      </w:r>
-    </w:p>
-    <w:p>
-      <w:r>
-        <w:t>e) _</w:t>
-      </w:r>
-      <w:r>
-        <w:t xml:space="preserve">(UML) Unified Modeling </w:t>
-      </w:r>
-      <w:proofErr w:type="gramStart"/>
-      <w:r>
-        <w:t xml:space="preserve">Language  </w:t>
-      </w:r>
-      <w:r>
-        <w:t>is</w:t>
-      </w:r>
-      <w:proofErr w:type="gramEnd"/>
-      <w:r>
-        <w:t xml:space="preserve"> a graphical language that allows people who design software systems to use an industry-standard notation to represent them. </w:t>
-      </w:r>
-    </w:p>
-    <w:p>
-      <w:r>
-        <w:t>f) The size, shape, color and weight of an object are considered_</w:t>
-      </w:r>
-      <w:r>
-        <w:t xml:space="preserve"> attributes </w:t>
-      </w:r>
-      <w:r>
-        <w:t>of the object’s class.</w:t>
+        <w:rPr>
+          <w:b/>
+          <w:bCs/>
+        </w:rPr>
+        <w:t>Inheritance</w:t>
+      </w:r>
+      <w:r>
+        <w:t xml:space="preserve"> —the new class (called the subclass) starts with the characteristics of an existing class (called the superclass), possibly customizing them and adding unique characteristics of its own. </w:t>
+      </w:r>
+    </w:p>
+    <w:p>
+      <w:r>
+        <w:t xml:space="preserve">e) </w:t>
+      </w:r>
+      <w:r>
+        <w:rPr>
+          <w:b/>
+          <w:bCs/>
+        </w:rPr>
+        <w:t>UML(Unified Modeling Language)</w:t>
+      </w:r>
+      <w:r>
+        <w:t xml:space="preserve"> is a graphical language that allows people who design software systems to use an industry-standard notation to represent them. </w:t>
+      </w:r>
+    </w:p>
+    <w:p>
+      <w:r>
+        <w:t xml:space="preserve">f) The size, shape, color and weight of an object are considered </w:t>
+      </w:r>
+      <w:r>
+        <w:rPr>
+          <w:b/>
+          <w:bCs/>
+        </w:rPr>
+        <w:t xml:space="preserve">Attributes </w:t>
+      </w:r>
+      <w:r>
+        <w:t xml:space="preserve"> of the object’s class.</w:t>
       </w:r>
     </w:p>
     <w:p>
@@ -439,10 +376,14 @@
     </w:p>
     <w:p>
       <w:r>
-        <w:t>a) The logical unit that receives information from outside the computer for use by the computer is the _</w:t>
-      </w:r>
-      <w:r>
-        <w:t xml:space="preserve"> input unit</w:t>
+        <w:t xml:space="preserve">a) The logical unit that receives information from outside the computer for use by the computer is the </w:t>
+      </w:r>
+      <w:r>
+        <w:rPr>
+          <w:b/>
+          <w:bCs/>
+        </w:rPr>
+        <w:t>Input unit</w:t>
       </w:r>
       <w:r>
         <w:t xml:space="preserve">. </w:t>
@@ -450,21 +391,17 @@
     </w:p>
     <w:p>
       <w:r>
-        <w:t>b) The process of instructing the computer to solve a problem is called _</w:t>
-      </w:r>
-      <w:r>
-        <w:t xml:space="preserve"> </w:t>
-      </w:r>
-      <w:proofErr w:type="gramStart"/>
-      <w:r>
-        <w:t>programming</w:t>
-      </w:r>
-      <w:r>
-        <w:t xml:space="preserve"> .</w:t>
-      </w:r>
-      <w:proofErr w:type="gramEnd"/>
-      <w:r>
-        <w:t xml:space="preserve"> </w:t>
+        <w:t xml:space="preserve">b) The process of instructing the computer to solve a problem is called </w:t>
+      </w:r>
+      <w:r>
+        <w:rPr>
+          <w:b/>
+          <w:bCs/>
+        </w:rPr>
+        <w:t>Programming</w:t>
+      </w:r>
+      <w:r>
+        <w:t xml:space="preserve"> . </w:t>
       </w:r>
     </w:p>
     <w:p>
@@ -472,18 +409,26 @@
         <w:t xml:space="preserve">c) </w:t>
       </w:r>
       <w:r>
-        <w:t xml:space="preserve"> Assembly language</w:t>
-      </w:r>
-      <w:r>
-        <w:t xml:space="preserve">_ is a type of computer language that uses English-like abbreviations for machine-language instructions. </w:t>
-      </w:r>
-    </w:p>
-    <w:p>
-      <w:r>
-        <w:t>d) _</w:t>
-      </w:r>
-      <w:r>
-        <w:t xml:space="preserve"> Output unit </w:t>
+        <w:rPr>
+          <w:b/>
+          <w:bCs/>
+        </w:rPr>
+        <w:t>Assembly Language</w:t>
+      </w:r>
+      <w:r>
+        <w:t xml:space="preserve"> is a type of computer language that uses English-like abbreviations for machine-language instructions. </w:t>
+      </w:r>
+    </w:p>
+    <w:p>
+      <w:r>
+        <w:t xml:space="preserve">d) </w:t>
+      </w:r>
+      <w:r>
+        <w:rPr>
+          <w:b/>
+          <w:bCs/>
+        </w:rPr>
+        <w:t xml:space="preserve">Output unit </w:t>
       </w:r>
       <w:r>
         <w:t xml:space="preserve">is a logical unit that sends information which has already been processed by the computer to various devices so that it may be used outside the computer. </w:t>
@@ -491,65 +436,79 @@
     </w:p>
     <w:p>
       <w:r>
-        <w:t>e) _</w:t>
-      </w:r>
-      <w:r>
-        <w:t xml:space="preserve">Memory unit </w:t>
-      </w:r>
-      <w:r>
-        <w:t>and _</w:t>
-      </w:r>
-      <w:r>
-        <w:t xml:space="preserve"> Secondary storage </w:t>
-      </w:r>
-      <w:r>
-        <w:t xml:space="preserve">are logical units of the computer that retain information. </w:t>
-      </w:r>
-    </w:p>
-    <w:p>
-      <w:r>
-        <w:t>f) _</w:t>
-      </w:r>
-      <w:r>
-        <w:t xml:space="preserve"> Arithmetic and Logic unit</w:t>
-      </w:r>
-      <w:r>
-        <w:t xml:space="preserve"> is a logical unit of the computer that performs calculations.</w:t>
-      </w:r>
-    </w:p>
-    <w:p>
-      <w:r>
-        <w:t xml:space="preserve"> g) _</w:t>
-      </w:r>
-      <w:r>
-        <w:t xml:space="preserve">Logic unit </w:t>
-      </w:r>
-      <w:r>
-        <w:t xml:space="preserve">is a logical unit of the computer that makes logical decisions. </w:t>
-      </w:r>
-    </w:p>
-    <w:p>
-      <w:r>
-        <w:t>h) _</w:t>
-      </w:r>
-      <w:r>
-        <w:t>High- level</w:t>
+        <w:t xml:space="preserve">e) </w:t>
+      </w:r>
+      <w:r>
+        <w:rPr>
+          <w:b/>
+          <w:bCs/>
+        </w:rPr>
+        <w:t xml:space="preserve">Memory </w:t>
+      </w:r>
+      <w:r>
+        <w:t xml:space="preserve">and </w:t>
+      </w:r>
+      <w:r>
+        <w:rPr>
+          <w:b/>
+          <w:bCs/>
+        </w:rPr>
+        <w:t>secondary storage</w:t>
+      </w:r>
+      <w:r>
+        <w:t xml:space="preserve"> are logical units of the computer that retain information. </w:t>
+      </w:r>
+    </w:p>
+    <w:p>
+      <w:r>
+        <w:t xml:space="preserve">f) </w:t>
+      </w:r>
+      <w:r>
+        <w:rPr>
+          <w:b/>
+          <w:bCs/>
+        </w:rPr>
+        <w:t>Arithmetic and logic unit</w:t>
+      </w:r>
+      <w:r>
+        <w:t xml:space="preserve"> is a logical unit of the computer that performs calculations. g) </w:t>
+      </w:r>
+      <w:r>
+        <w:rPr>
+          <w:b/>
+          <w:bCs/>
+        </w:rPr>
+        <w:t>Arithmetic and logic unit</w:t>
+      </w:r>
+      <w:r>
+        <w:t xml:space="preserve"> is a logical unit of the computer that makes logical decisions. </w:t>
+      </w:r>
+    </w:p>
+    <w:p>
+      <w:r>
+        <w:t xml:space="preserve">h) </w:t>
+      </w:r>
+      <w:r>
+        <w:rPr>
+          <w:b/>
+          <w:bCs/>
+        </w:rPr>
+        <w:t>High level</w:t>
       </w:r>
       <w:r>
         <w:t xml:space="preserve"> languages are most convenient to the programmer for writing programs quickly and easily. </w:t>
       </w:r>
     </w:p>
     <w:p>
-      <w:proofErr w:type="spellStart"/>
-      <w:r>
-        <w:t>i</w:t>
-      </w:r>
-      <w:proofErr w:type="spellEnd"/>
-      <w:r>
-        <w:t>) The only language a computer can directly understand is that computer’s_</w:t>
-      </w:r>
-      <w:r>
-        <w:t xml:space="preserve"> Machine language</w:t>
+      <w:r>
+        <w:t>i) The only language a computer can directly understand is that computer’s</w:t>
+      </w:r>
+      <w:r>
+        <w:rPr>
+          <w:b/>
+          <w:bCs/>
+        </w:rPr>
+        <w:t xml:space="preserve"> Machine Language</w:t>
       </w:r>
       <w:r>
         <w:t xml:space="preserve">. </w:t>
@@ -557,10 +516,14 @@
     </w:p>
     <w:p>
       <w:r>
-        <w:t>j) _</w:t>
-      </w:r>
-      <w:r>
-        <w:t xml:space="preserve"> Control unit</w:t>
+        <w:t xml:space="preserve">j) </w:t>
+      </w:r>
+      <w:r>
+        <w:rPr>
+          <w:b/>
+          <w:bCs/>
+        </w:rPr>
+        <w:t>Control unit</w:t>
       </w:r>
       <w:r>
         <w:t xml:space="preserve"> is a logical unit of the computer that coordinates the activities of all the other logical units. </w:t>
@@ -584,60 +547,58 @@
     </w:p>
     <w:p>
       <w:r>
-        <w:t>a) The _</w:t>
-      </w:r>
-      <w:r>
-        <w:t xml:space="preserve"> </w:t>
-      </w:r>
-      <w:proofErr w:type="gramStart"/>
-      <w:r>
-        <w:t xml:space="preserve">Java </w:t>
-      </w:r>
-      <w:r>
-        <w:t xml:space="preserve"> programming</w:t>
-      </w:r>
-      <w:proofErr w:type="gramEnd"/>
-      <w:r>
-        <w:t xml:space="preserve"> language is now used to develop large-scale enterprise applications, to enhance the functionality of web servers, to provide applications for consumer devices and for many other purposes.</w:t>
-      </w:r>
-    </w:p>
-    <w:p>
-      <w:r>
-        <w:t xml:space="preserve"> b) _</w:t>
-      </w:r>
-      <w:r>
-        <w:t>C</w:t>
-      </w:r>
-      <w:r>
-        <w:t xml:space="preserve"> initially became widely known as the development language of the UNIX operating system. </w:t>
+        <w:t xml:space="preserve">a) The </w:t>
+      </w:r>
+      <w:r>
+        <w:rPr>
+          <w:b/>
+          <w:bCs/>
+        </w:rPr>
+        <w:t>Java</w:t>
+      </w:r>
+      <w:r>
+        <w:t xml:space="preserve"> programming language is now used to develop large-scale enterprise applications, to enhance the functionality of web servers, to provide applications for consumer devices and for many other purposes. b)      </w:t>
+      </w:r>
+      <w:r>
+        <w:rPr>
+          <w:b/>
+          <w:bCs/>
+        </w:rPr>
+        <w:t xml:space="preserve">C </w:t>
+      </w:r>
+      <w:r>
+        <w:t xml:space="preserve">initially became widely known as the development language of the UNIX operating system. </w:t>
+      </w:r>
+    </w:p>
+    <w:p>
+      <w:r>
+        <w:t xml:space="preserve">c) The </w:t>
+      </w:r>
+      <w:r>
+        <w:rPr>
+          <w:b/>
+          <w:bCs/>
+        </w:rPr>
+        <w:t>Transmission Control Protocol (TCP)</w:t>
+      </w:r>
+      <w:r>
+        <w:t xml:space="preserve">  ensures that messages, consisting of sequentially numbered pieces called bytes, were properly routed from sender to receiver, arrived intact and were assembled in the correct order. </w:t>
       </w:r>
     </w:p>
     <w:p>
       <w:r>
         <w:lastRenderedPageBreak/>
-        <w:t>c) The __</w:t>
-      </w:r>
-      <w:r>
-        <w:t xml:space="preserve"> (TCP) Transmission Control Protocol </w:t>
-      </w:r>
-      <w:r>
-        <w:t xml:space="preserve">ensures that messages, consisting of sequentially numbered pieces called bytes, were properly routed from sender to receiver, arrived intact and were assembled in the correct order. </w:t>
-      </w:r>
-    </w:p>
-    <w:p>
-      <w:r>
-        <w:t>d) The _</w:t>
-      </w:r>
-      <w:proofErr w:type="gramStart"/>
-      <w:r>
+        <w:t xml:space="preserve">d) The </w:t>
+      </w:r>
+      <w:r>
+        <w:rPr>
+          <w:b/>
+          <w:bCs/>
+        </w:rPr>
         <w:t>C++</w:t>
       </w:r>
       <w:r>
-        <w:t xml:space="preserve">  programming</w:t>
-      </w:r>
-      <w:proofErr w:type="gramEnd"/>
-      <w:r>
-        <w:t xml:space="preserve"> language was developed by Bjarne Stroustrup in the early 1980s at Bell Laboratories.</w:t>
+        <w:t xml:space="preserve">  programming language was developed by Bjarne Stroustrup in the early 1980s at Bell Laboratories. </w:t>
       </w:r>
     </w:p>
     <w:p>
@@ -647,118 +608,114 @@
     </w:p>
     <w:p>
       <w:r>
-        <w:t>a) Java programs normally go through five phases</w:t>
-      </w:r>
-      <w:r>
-        <w:t>_ Edit</w:t>
-      </w:r>
-      <w:r>
-        <w:t>, _</w:t>
-      </w:r>
-      <w:r>
-        <w:t xml:space="preserve"> </w:t>
-      </w:r>
-      <w:proofErr w:type="gramStart"/>
-      <w:r>
+        <w:t xml:space="preserve">a) Java programs normally go through five phases— </w:t>
+      </w:r>
+      <w:r>
+        <w:rPr>
+          <w:b/>
+          <w:bCs/>
+        </w:rPr>
+        <w:t>Edit</w:t>
+      </w:r>
+      <w:r>
+        <w:t>,</w:t>
+      </w:r>
+      <w:r>
+        <w:rPr>
+          <w:b/>
+          <w:bCs/>
+        </w:rPr>
         <w:t>Compile</w:t>
       </w:r>
       <w:r>
-        <w:t>,_</w:t>
-      </w:r>
-      <w:proofErr w:type="gramEnd"/>
-      <w:r>
-        <w:t xml:space="preserve"> </w:t>
-      </w:r>
-      <w:proofErr w:type="gramStart"/>
-      <w:r>
+        <w:t xml:space="preserve"> ,</w:t>
+      </w:r>
+      <w:r>
+        <w:rPr>
+          <w:b/>
+          <w:bCs/>
+        </w:rPr>
         <w:t>Load</w:t>
       </w:r>
       <w:r>
-        <w:t xml:space="preserve"> ,</w:t>
-      </w:r>
-      <w:proofErr w:type="gramEnd"/>
-      <w:r>
-        <w:t xml:space="preserve"> _</w:t>
-      </w:r>
-      <w:r>
-        <w:t xml:space="preserve"> Verify</w:t>
-      </w:r>
-      <w:r>
-        <w:t xml:space="preserve"> and _</w:t>
-      </w:r>
-      <w:r>
-        <w:t xml:space="preserve"> </w:t>
-      </w:r>
-      <w:proofErr w:type="gramStart"/>
-      <w:r>
+        <w:t xml:space="preserve">, </w:t>
+      </w:r>
+      <w:r>
+        <w:rPr>
+          <w:b/>
+          <w:bCs/>
+        </w:rPr>
+        <w:t xml:space="preserve">Verify </w:t>
+      </w:r>
+      <w:r>
+        <w:t xml:space="preserve">and </w:t>
+      </w:r>
+      <w:r>
+        <w:rPr>
+          <w:b/>
+          <w:bCs/>
+        </w:rPr>
         <w:t>Execute</w:t>
       </w:r>
       <w:r>
-        <w:t xml:space="preserve">  .</w:t>
-      </w:r>
-      <w:proofErr w:type="gramEnd"/>
-      <w:r>
-        <w:t xml:space="preserve"> </w:t>
-      </w:r>
-    </w:p>
-    <w:p>
-      <w:r>
-        <w:t>b) A(n)_</w:t>
-      </w:r>
-      <w:r>
-        <w:t xml:space="preserve">(IDE) Integrated Development </w:t>
-      </w:r>
-      <w:proofErr w:type="gramStart"/>
-      <w:r>
-        <w:t>Environment</w:t>
-      </w:r>
-      <w:r>
-        <w:t xml:space="preserve">  provides</w:t>
-      </w:r>
-      <w:proofErr w:type="gramEnd"/>
-      <w:r>
-        <w:t xml:space="preserve"> many tools that support the software development process, such as editors for writing and editing programs, debuggers for locating logic errors in programs, and many other features. </w:t>
-      </w:r>
-    </w:p>
-    <w:p>
-      <w:r>
-        <w:t>c) The command java invokes the _</w:t>
-      </w:r>
-      <w:r>
-        <w:t xml:space="preserve">(JVM) Java Virtual </w:t>
-      </w:r>
-      <w:proofErr w:type="gramStart"/>
-      <w:r>
-        <w:t>Machine</w:t>
-      </w:r>
-      <w:r>
-        <w:t xml:space="preserve"> </w:t>
-      </w:r>
-      <w:r>
-        <w:t>,</w:t>
-      </w:r>
-      <w:proofErr w:type="gramEnd"/>
-      <w:r>
-        <w:t xml:space="preserve"> which executes Java programs. </w:t>
-      </w:r>
-    </w:p>
-    <w:p>
-      <w:r>
-        <w:t>d) A(n) _</w:t>
-      </w:r>
-      <w:r>
-        <w:t xml:space="preserve"> Virtual Machine </w:t>
-      </w:r>
-      <w:r>
-        <w:t>is a software application that simulates a computer, but hides the underlying operating system and hardware from the programs that interact with it.</w:t>
-      </w:r>
-    </w:p>
-    <w:p>
-      <w:r>
-        <w:t xml:space="preserve"> e) The _</w:t>
-      </w:r>
-      <w:r>
-        <w:t xml:space="preserve">class loader </w:t>
+        <w:t xml:space="preserve">. </w:t>
+      </w:r>
+    </w:p>
+    <w:p>
+      <w:r>
+        <w:t xml:space="preserve">b) An </w:t>
+      </w:r>
+      <w:r>
+        <w:rPr>
+          <w:b/>
+          <w:bCs/>
+        </w:rPr>
+        <w:t xml:space="preserve">Integrated Development Environment </w:t>
+      </w:r>
+      <w:r>
+        <w:t xml:space="preserve">provides many tools that support the software development process, such as editors for writing and editing programs, debuggers for locating logic errors in programs, and many other features. </w:t>
+      </w:r>
+    </w:p>
+    <w:p>
+      <w:r>
+        <w:t xml:space="preserve">c) The command java invokes the </w:t>
+      </w:r>
+      <w:r>
+        <w:rPr>
+          <w:b/>
+          <w:bCs/>
+        </w:rPr>
+        <w:t>Java Virtual Machine</w:t>
+      </w:r>
+      <w:r>
+        <w:t xml:space="preserve">, which executes Java programs. </w:t>
+      </w:r>
+    </w:p>
+    <w:p>
+      <w:r>
+        <w:t xml:space="preserve">d) An </w:t>
+      </w:r>
+      <w:r>
+        <w:rPr>
+          <w:b/>
+          <w:bCs/>
+        </w:rPr>
+        <w:t>Virtual Machine</w:t>
+      </w:r>
+      <w:r>
+        <w:t xml:space="preserve"> is a software application that simulates a computer, but hides the underlying operating system and hardware from the programs that interact with it.</w:t>
+      </w:r>
+    </w:p>
+    <w:p>
+      <w:r>
+        <w:t xml:space="preserve"> e) The </w:t>
+      </w:r>
+      <w:r>
+        <w:rPr>
+          <w:b/>
+          <w:bCs/>
+        </w:rPr>
+        <w:t xml:space="preserve">Class loader </w:t>
       </w:r>
       <w:r>
         <w:t>takes the .class files containing the program’s bytecodes and transfers them to primary memory. f) The examines bytecodes to ensure that they’re valid.</w:t>
@@ -766,13 +723,17 @@
     </w:p>
     <w:p>
       <w:r>
-        <w:t>f) The _</w:t>
-      </w:r>
-      <w:r>
-        <w:t xml:space="preserve"> bytecode verifier </w:t>
-      </w:r>
-      <w:r>
-        <w:t>examines bytecodes to ensure that they’re valid.</w:t>
+        <w:t xml:space="preserve">f) The </w:t>
+      </w:r>
+      <w:r>
+        <w:rPr>
+          <w:b/>
+          <w:bCs/>
+        </w:rPr>
+        <w:t>Bytecode</w:t>
+      </w:r>
+      <w:r>
+        <w:t xml:space="preserve"> examines bytecodes to ensure that they’re valid.</w:t>
       </w:r>
     </w:p>
     <w:p/>
@@ -781,24 +742,82 @@
         <w:t xml:space="preserve">1.7 Explain the two compilation phases of Java programs. </w:t>
       </w:r>
     </w:p>
-    <w:p>
-      <w:r>
-        <w:t>a. Compile phase: the Java compiler(</w:t>
-      </w:r>
-      <w:proofErr w:type="spellStart"/>
-      <w:r>
-        <w:t>javac</w:t>
-      </w:r>
-      <w:proofErr w:type="spellEnd"/>
-      <w:r>
-        <w:t>) translates the Java source code (.java) into bytecode and stores it in a .class file.</w:t>
-      </w:r>
-    </w:p>
-    <w:p>
-      <w:r>
-        <w:t>b. Execution phase: The JVM loads and executes the bytecode. The class loader loads the .class file, and the bytecode verifier checks that then bytecode is valid before execution.</w:t>
-      </w:r>
-    </w:p>
+    <w:p/>
+    <w:p>
+      <w:pPr>
+        <w:rPr>
+          <w:b/>
+          <w:bCs/>
+        </w:rPr>
+      </w:pPr>
+      <w:r>
+        <w:rPr>
+          <w:b/>
+          <w:bCs/>
+        </w:rPr>
+        <w:t>Answers</w:t>
+      </w:r>
+    </w:p>
+    <w:p>
+      <w:r>
+        <w:rPr>
+          <w:b/>
+          <w:bCs/>
+        </w:rPr>
+        <w:t>Phase 1 — Compile:</w:t>
+      </w:r>
+      <w:r>
+        <w:br/>
+        <w:t xml:space="preserve">The Java source-code file, which has the .java extension, is compiled by the </w:t>
+      </w:r>
+      <w:r>
+        <w:rPr>
+          <w:b/>
+          <w:bCs/>
+        </w:rPr>
+        <w:t>Java compiler (javac)</w:t>
+      </w:r>
+      <w:r>
+        <w:t xml:space="preserve">. The compiler translates the source code into </w:t>
+      </w:r>
+      <w:r>
+        <w:rPr>
+          <w:b/>
+          <w:bCs/>
+        </w:rPr>
+        <w:t>bytecode</w:t>
+      </w:r>
+      <w:r>
+        <w:t xml:space="preserve"> and produces a .class file.</w:t>
+      </w:r>
+    </w:p>
+    <w:p>
+      <w:r>
+        <w:rPr>
+          <w:b/>
+          <w:bCs/>
+        </w:rPr>
+        <w:t>Phase 2 — Execute:</w:t>
+      </w:r>
+      <w:r>
+        <w:br/>
+        <w:t xml:space="preserve">The </w:t>
+      </w:r>
+      <w:r>
+        <w:rPr>
+          <w:b/>
+          <w:bCs/>
+        </w:rPr>
+        <w:t>Java Virtual Machine (JVM)</w:t>
+      </w:r>
+      <w:r>
+        <w:t xml:space="preserve"> loads and executes the bytecode contained in the .class file. Because Java bytecode runs on the JVM, the same compiled Java program can run on different operating systems that have a compatible JVM. </w:t>
+      </w:r>
+    </w:p>
+    <w:p/>
+    <w:p/>
+    <w:p/>
+    <w:p/>
     <w:p>
       <w:r>
         <w:t>1.8 One of the world’s most common objects is a wrist watch. Discuss how each of the following terms and concepts applies to the notion of a watch: object, attributes, behaviors, class, inheritance (consider, for example, an alarm clock), modeling, messages, encapsulation, interface and information hiding.</w:t>
@@ -806,200 +825,6 @@
     </w:p>
     <w:p>
       <w:pPr>
-        <w:pStyle w:val="NoSpacing"/>
-      </w:pPr>
-      <w:r>
-        <w:t xml:space="preserve">. </w:t>
-      </w:r>
-      <w:proofErr w:type="gramStart"/>
-      <w:r>
-        <w:t>Object :</w:t>
-      </w:r>
-      <w:proofErr w:type="gramEnd"/>
-      <w:r>
-        <w:t xml:space="preserve"> A wristwatch is an object.</w:t>
-      </w:r>
-    </w:p>
-    <w:p>
-      <w:pPr>
-        <w:pStyle w:val="NoSpacing"/>
-      </w:pPr>
-      <w:r>
-        <w:t xml:space="preserve">. </w:t>
-      </w:r>
-      <w:proofErr w:type="gramStart"/>
-      <w:r>
-        <w:t>Attribute :</w:t>
-      </w:r>
-      <w:proofErr w:type="gramEnd"/>
-      <w:r>
-        <w:t xml:space="preserve"> its </w:t>
-      </w:r>
-      <w:proofErr w:type="spellStart"/>
-      <w:proofErr w:type="gramStart"/>
-      <w:r>
-        <w:t>colour</w:t>
-      </w:r>
-      <w:proofErr w:type="spellEnd"/>
-      <w:r>
-        <w:t xml:space="preserve"> ,</w:t>
-      </w:r>
-      <w:proofErr w:type="gramEnd"/>
-      <w:r>
-        <w:t xml:space="preserve"> size, brand, time and strap type are attribute</w:t>
-      </w:r>
-    </w:p>
-    <w:p>
-      <w:pPr>
-        <w:pStyle w:val="NoSpacing"/>
-      </w:pPr>
-      <w:r>
-        <w:t xml:space="preserve">. </w:t>
-      </w:r>
-      <w:proofErr w:type="gramStart"/>
-      <w:r>
-        <w:t>Behaviors :</w:t>
-      </w:r>
-      <w:proofErr w:type="gramEnd"/>
-      <w:r>
-        <w:t xml:space="preserve"> it can display time, set an alarm, start/stop a stopwatch, </w:t>
-      </w:r>
-      <w:proofErr w:type="spellStart"/>
-      <w:r>
-        <w:t>etc</w:t>
-      </w:r>
-      <w:proofErr w:type="spellEnd"/>
-    </w:p>
-    <w:p>
-      <w:pPr>
-        <w:pStyle w:val="NoSpacing"/>
-      </w:pPr>
-      <w:r>
-        <w:t xml:space="preserve">. </w:t>
-      </w:r>
-      <w:proofErr w:type="gramStart"/>
-      <w:r>
-        <w:t>Class :</w:t>
-      </w:r>
-      <w:proofErr w:type="gramEnd"/>
-      <w:r>
-        <w:t xml:space="preserve"> A class is a blueprint for </w:t>
-      </w:r>
-      <w:r>
-        <w:t>creating wristwatch objects.</w:t>
-      </w:r>
-    </w:p>
-    <w:p>
-      <w:pPr>
-        <w:pStyle w:val="NoSpacing"/>
-      </w:pPr>
-      <w:r>
-        <w:t xml:space="preserve">. </w:t>
-      </w:r>
-      <w:proofErr w:type="gramStart"/>
-      <w:r>
-        <w:t>Inheritance :</w:t>
-      </w:r>
-      <w:proofErr w:type="gramEnd"/>
-      <w:r>
-        <w:t xml:space="preserve"> A new type of watch, such as an alarm clock, can inherit characteristics from a general clock class and add its own features.</w:t>
-      </w:r>
-    </w:p>
-    <w:p>
-      <w:pPr>
-        <w:pStyle w:val="NoSpacing"/>
-      </w:pPr>
-      <w:r>
-        <w:t xml:space="preserve">. </w:t>
-      </w:r>
-      <w:proofErr w:type="gramStart"/>
-      <w:r>
-        <w:t>Modeling</w:t>
-      </w:r>
-      <w:proofErr w:type="gramEnd"/>
-      <w:r>
-        <w:t xml:space="preserve"> : Representing the important features and functions of the wristwatch in a simplified form.</w:t>
-      </w:r>
-    </w:p>
-    <w:p>
-      <w:pPr>
-        <w:pStyle w:val="NoSpacing"/>
-      </w:pPr>
-      <w:r>
-        <w:t xml:space="preserve">. </w:t>
-      </w:r>
-      <w:proofErr w:type="gramStart"/>
-      <w:r>
-        <w:t>Messages :</w:t>
-      </w:r>
-      <w:proofErr w:type="gramEnd"/>
-      <w:r>
-        <w:t xml:space="preserve"> Objects communicate by sending messages, such as telling the watch to set an alarm.</w:t>
-      </w:r>
-    </w:p>
-    <w:p>
-      <w:pPr>
-        <w:pStyle w:val="NoSpacing"/>
-      </w:pPr>
-      <w:r>
-        <w:t xml:space="preserve">. </w:t>
-      </w:r>
-      <w:proofErr w:type="gramStart"/>
-      <w:r>
-        <w:t>Encapsulation :</w:t>
-      </w:r>
-      <w:proofErr w:type="gramEnd"/>
-      <w:r>
-        <w:t xml:space="preserve"> Keeping the watch’s data and methods together inside the watch object.</w:t>
-      </w:r>
-    </w:p>
-    <w:p>
-      <w:pPr>
-        <w:pStyle w:val="NoSpacing"/>
-      </w:pPr>
-      <w:r>
-        <w:t xml:space="preserve">. </w:t>
-      </w:r>
-      <w:proofErr w:type="gramStart"/>
-      <w:r>
-        <w:t>Interface :</w:t>
-      </w:r>
-      <w:proofErr w:type="gramEnd"/>
-      <w:r>
-        <w:t xml:space="preserve"> The buttons, screen and controls through which the user interacts with the watch.</w:t>
-      </w:r>
-    </w:p>
-    <w:p>
-      <w:pPr>
-        <w:pStyle w:val="NoSpacing"/>
-      </w:pPr>
-      <w:r>
-        <w:t xml:space="preserve">. Information </w:t>
-      </w:r>
-      <w:proofErr w:type="gramStart"/>
-      <w:r>
-        <w:t>hiding :</w:t>
-      </w:r>
-      <w:proofErr w:type="gramEnd"/>
-      <w:r>
-        <w:t xml:space="preserve"> The user do</w:t>
-      </w:r>
-      <w:r>
-        <w:t>esn’t need to know the internal mechanism or code used to make the watch work.</w:t>
-      </w:r>
-    </w:p>
-    <w:p>
-      <w:pPr>
-        <w:pStyle w:val="NoSpacing"/>
-      </w:pPr>
-    </w:p>
-    <w:p>
-      <w:pPr>
-        <w:pStyle w:val="NoSpacing"/>
-      </w:pPr>
-    </w:p>
-    <w:p>
-      <w:pPr>
         <w:rPr>
           <w:b/>
           <w:bCs/>
@@ -1012,6 +837,252 @@
         </w:rPr>
         <w:t>Making a Difference</w:t>
       </w:r>
+    </w:p>
+    <w:p>
+      <w:pPr>
+        <w:rPr>
+          <w:b/>
+          <w:bCs/>
+        </w:rPr>
+      </w:pPr>
+      <w:r>
+        <w:rPr>
+          <w:b/>
+          <w:bCs/>
+        </w:rPr>
+        <w:t>Answers:</w:t>
+      </w:r>
+    </w:p>
+    <w:p>
+      <w:pPr>
+        <w:rPr>
+          <w:b/>
+          <w:bCs/>
+        </w:rPr>
+      </w:pPr>
+    </w:p>
+    <w:p>
+      <w:r>
+        <w:t>A wristwatch can be used to explain the following object-oriented concepts:</w:t>
+      </w:r>
+    </w:p>
+    <w:p>
+      <w:r>
+        <w:rPr>
+          <w:b/>
+          <w:bCs/>
+        </w:rPr>
+        <w:t>Object:</w:t>
+      </w:r>
+      <w:r>
+        <w:br/>
+        <w:t xml:space="preserve">A particular wristwatch is an </w:t>
+      </w:r>
+      <w:r>
+        <w:rPr>
+          <w:b/>
+          <w:bCs/>
+        </w:rPr>
+        <w:t>object</w:t>
+      </w:r>
+      <w:r>
+        <w:t>. It is an instance of a watch class.</w:t>
+      </w:r>
+    </w:p>
+    <w:p>
+      <w:r>
+        <w:rPr>
+          <w:b/>
+          <w:bCs/>
+        </w:rPr>
+        <w:t>Attributes:</w:t>
+      </w:r>
+      <w:r>
+        <w:br/>
+        <w:t xml:space="preserve">Attributes are the characteristics or properties of the watch, such as </w:t>
+      </w:r>
+      <w:r>
+        <w:rPr>
+          <w:b/>
+          <w:bCs/>
+        </w:rPr>
+        <w:t>color, size, shape, brand and weight</w:t>
+      </w:r>
+      <w:r>
+        <w:t>.</w:t>
+      </w:r>
+    </w:p>
+    <w:p>
+      <w:r>
+        <w:rPr>
+          <w:b/>
+          <w:bCs/>
+        </w:rPr>
+        <w:t>Behaviors:</w:t>
+      </w:r>
+      <w:r>
+        <w:br/>
+        <w:t xml:space="preserve">Behaviors describe what the watch can do, such as </w:t>
+      </w:r>
+      <w:r>
+        <w:rPr>
+          <w:b/>
+          <w:bCs/>
+        </w:rPr>
+        <w:t>displaying time, setting an alarm, starting/stopping a stopwatch and changing the time</w:t>
+      </w:r>
+      <w:r>
+        <w:t>.</w:t>
+      </w:r>
+    </w:p>
+    <w:p>
+      <w:r>
+        <w:rPr>
+          <w:b/>
+          <w:bCs/>
+        </w:rPr>
+        <w:t>Class:</w:t>
+      </w:r>
+      <w:r>
+        <w:br/>
+        <w:t xml:space="preserve">A </w:t>
+      </w:r>
+      <w:r>
+        <w:rPr>
+          <w:b/>
+          <w:bCs/>
+        </w:rPr>
+        <w:t>class</w:t>
+      </w:r>
+      <w:r>
+        <w:t xml:space="preserve"> is a blueprint or description for objects. A Watch class could describe the common attributes and behaviors of watches.</w:t>
+      </w:r>
+    </w:p>
+    <w:p>
+      <w:r>
+        <w:rPr>
+          <w:b/>
+          <w:bCs/>
+        </w:rPr>
+        <w:t>Inheritance:</w:t>
+      </w:r>
+      <w:r>
+        <w:br/>
+        <w:t xml:space="preserve">Inheritance allows a new class to acquire characteristics of an existing class. For example, an </w:t>
+      </w:r>
+      <w:r>
+        <w:rPr>
+          <w:b/>
+          <w:bCs/>
+        </w:rPr>
+        <w:t>AlarmClock</w:t>
+      </w:r>
+      <w:r>
+        <w:t xml:space="preserve"> could inherit characteristics from a general </w:t>
+      </w:r>
+      <w:r>
+        <w:rPr>
+          <w:b/>
+          <w:bCs/>
+        </w:rPr>
+        <w:t>Clock</w:t>
+      </w:r>
+      <w:r>
+        <w:t xml:space="preserve"> class and add alarm functionality.</w:t>
+      </w:r>
+    </w:p>
+    <w:p>
+      <w:r>
+        <w:rPr>
+          <w:b/>
+          <w:bCs/>
+        </w:rPr>
+        <w:t>Modeling:</w:t>
+      </w:r>
+      <w:r>
+        <w:br/>
+        <w:t>Modeling means creating a representation of the watch and its important characteristics and behaviors to help understand or design the system.</w:t>
+      </w:r>
+    </w:p>
+    <w:p>
+      <w:r>
+        <w:rPr>
+          <w:b/>
+          <w:bCs/>
+        </w:rPr>
+        <w:t>Messages:</w:t>
+      </w:r>
+      <w:r>
+        <w:br/>
+        <w:t xml:space="preserve">Objects communicate by sending </w:t>
+      </w:r>
+      <w:r>
+        <w:rPr>
+          <w:b/>
+          <w:bCs/>
+        </w:rPr>
+        <w:t>messages</w:t>
+      </w:r>
+      <w:r>
+        <w:t xml:space="preserve">. For example, a user could send a message to a watch object to </w:t>
+      </w:r>
+      <w:r>
+        <w:rPr>
+          <w:b/>
+          <w:bCs/>
+        </w:rPr>
+        <w:t>set the time</w:t>
+      </w:r>
+      <w:r>
+        <w:t>.</w:t>
+      </w:r>
+    </w:p>
+    <w:p>
+      <w:r>
+        <w:rPr>
+          <w:b/>
+          <w:bCs/>
+        </w:rPr>
+        <w:t>Encapsulation:</w:t>
+      </w:r>
+      <w:r>
+        <w:br/>
+        <w:t>Encapsulation combines an object's data and methods into one unit and controls access to the object's internal data.</w:t>
+      </w:r>
+    </w:p>
+    <w:p>
+      <w:r>
+        <w:rPr>
+          <w:b/>
+          <w:bCs/>
+        </w:rPr>
+        <w:t>Interface:</w:t>
+      </w:r>
+      <w:r>
+        <w:br/>
+        <w:t>An interface provides the means through which an object communicates with other objects or users. For example, the buttons on a watch provide an interface for setting its functions.</w:t>
+      </w:r>
+    </w:p>
+    <w:p>
+      <w:r>
+        <w:rPr>
+          <w:b/>
+          <w:bCs/>
+        </w:rPr>
+        <w:t>Information hiding:</w:t>
+      </w:r>
+      <w:r>
+        <w:br/>
+        <w:t>Information hiding means keeping an object's implementation details hidden. A person using the watch does not need to know how the internal mechanism calculates or maintains the time.</w:t>
+      </w:r>
+    </w:p>
+    <w:p>
+      <w:pPr>
+        <w:rPr>
+          <w:b/>
+          <w:bCs/>
+        </w:rPr>
+      </w:pPr>
     </w:p>
     <w:p>
       <w:pPr>
@@ -1034,16 +1105,56 @@
     </w:p>
     <w:p>
       <w:r>
-        <w:t xml:space="preserve">Some scientists believe that carbon emissions, especially from the burning of fossil fuels, contribute significantly to global warming and that this can be combatted if individuals take steps to limit their use of carbon-based fuels. Organizations and individuals are increasingly concerned about their “carbon footprints.” Websites such as </w:t>
-      </w:r>
-      <w:proofErr w:type="spellStart"/>
-      <w:r>
-        <w:t>TerraPass</w:t>
-      </w:r>
-      <w:proofErr w:type="spellEnd"/>
-      <w:r>
-        <w:t xml:space="preserve"> http://www.terrapass.com/carbon-footprint-calculator/ and Carbon Footprint http://www.carbonfootprint.com/calculator.aspx provide carbon-footprint calculators. Test-drive these calculators to determine your carbon footprint. Exercises in later chapters will ask you to program your own carbon-footprint calculator. To prepare for this, use the web to research the formulas for calculating carbon footprints. </w:t>
-      </w:r>
+        <w:t xml:space="preserve">Some scientists believe that carbon emissions, especially from the burning of fossil fuels, contribute significantly to global warming and that this can be combatted if individuals take steps to limit their use of carbon-based fuels. Organizations and individuals are increasingly concerned about their “carbon footprints.” Websites such as TerraPass http://www.terrapass.com/carbon-footprint-calculator/ and </w:t>
+      </w:r>
+      <w:r>
+        <w:lastRenderedPageBreak/>
+        <w:t xml:space="preserve">Carbon Footprint http://www.carbonfootprint.com/calculator.aspx provide carbon-footprint calculators. Test-drive these calculators to determine your carbon footprint. Exercises in later chapters will ask you to program your own carbon-footprint calculator. To prepare for this, use the web to research the formulas for calculating carbon footprints. </w:t>
+      </w:r>
+    </w:p>
+    <w:p/>
+    <w:p>
+      <w:pPr>
+        <w:rPr>
+          <w:b/>
+          <w:bCs/>
+        </w:rPr>
+      </w:pPr>
+      <w:r>
+        <w:rPr>
+          <w:b/>
+          <w:bCs/>
+        </w:rPr>
+        <w:t>Answers:</w:t>
+      </w:r>
+    </w:p>
+    <w:p>
+      <w:r>
+        <w:t xml:space="preserve">A carbon footprint is an estimate of the amount of </w:t>
+      </w:r>
+      <w:r>
+        <w:rPr>
+          <w:b/>
+          <w:bCs/>
+        </w:rPr>
+        <w:t>greenhouse gases, particularly carbon dioxide (CO₂), produced as a result of an individual's activities</w:t>
+      </w:r>
+      <w:r>
+        <w:t>, such as transportation, electricity uses and fuel consumption.</w:t>
+      </w:r>
+    </w:p>
+    <w:p>
+      <w:r>
+        <w:t>The exact calculation depends on the calculator and the emission factors it uses.</w:t>
+      </w:r>
+    </w:p>
+    <w:p>
+      <w:pPr>
+        <w:rPr>
+          <w:b/>
+          <w:bCs/>
+        </w:rPr>
+      </w:pPr>
     </w:p>
     <w:p/>
     <w:p>
@@ -1066,9 +1177,108 @@
       </w:r>
     </w:p>
     <w:p>
+      <w:pPr>
+        <w:rPr>
+          <w:b/>
+          <w:bCs/>
+        </w:rPr>
+      </w:pPr>
       <w:r>
         <w:t xml:space="preserve">Obesity causes significant increases in illnesses such as diabetes and heart disease. To determine whether a person is overweight or obese, you can use a measure called the body mass index (BMI). The United States Department of Health and Human Services provides a BMI calculator at http://www.nhlbi.nih.gov/guidelines/obesity/BMI/ bmicalc.htm. Use it to calculate your own BMI. A forthcoming exercise will ask you to program your own BMI calculator. To prepare for this, use the web to research the formulas for calculating BMI. </w:t>
       </w:r>
+    </w:p>
+    <w:p>
+      <w:pPr>
+        <w:rPr>
+          <w:b/>
+          <w:bCs/>
+        </w:rPr>
+      </w:pPr>
+    </w:p>
+    <w:p>
+      <w:pPr>
+        <w:rPr>
+          <w:b/>
+          <w:bCs/>
+        </w:rPr>
+      </w:pPr>
+      <w:r>
+        <w:rPr>
+          <w:b/>
+          <w:bCs/>
+        </w:rPr>
+        <w:t>Answer:</w:t>
+      </w:r>
+    </w:p>
+    <w:p>
+      <w:r>
+        <w:t>The BMI formula is:</w:t>
+      </w:r>
+    </w:p>
+    <w:p>
+      <w:r>
+        <w:rPr>
+          <w:b/>
+          <w:bCs/>
+        </w:rPr>
+        <w:t>BMI = weight (kg) ÷ [height (m)]²</w:t>
+      </w:r>
+    </w:p>
+    <w:p>
+      <w:r>
+        <w:t xml:space="preserve">For example, if a person weighs </w:t>
+      </w:r>
+      <w:r>
+        <w:rPr>
+          <w:b/>
+          <w:bCs/>
+        </w:rPr>
+        <w:t>70 kg</w:t>
+      </w:r>
+      <w:r>
+        <w:t xml:space="preserve"> and is </w:t>
+      </w:r>
+      <w:r>
+        <w:rPr>
+          <w:b/>
+          <w:bCs/>
+        </w:rPr>
+        <w:t>1.75 m</w:t>
+      </w:r>
+      <w:r>
+        <w:t xml:space="preserve"> tall:</w:t>
+      </w:r>
+    </w:p>
+    <w:p>
+      <w:r>
+        <w:rPr>
+          <w:b/>
+          <w:bCs/>
+        </w:rPr>
+        <w:t>BMI = 70 ÷ (1.75 × 1.75)</w:t>
+      </w:r>
+    </w:p>
+    <w:p>
+      <w:r>
+        <w:rPr>
+          <w:b/>
+          <w:bCs/>
+        </w:rPr>
+        <w:t>BMI ≈ 22.86</w:t>
+      </w:r>
+    </w:p>
+    <w:p>
+      <w:r>
+        <w:t>BMI is a screening measure, not a complete assessment of a person's health.</w:t>
+      </w:r>
+    </w:p>
+    <w:p>
+      <w:pPr>
+        <w:rPr>
+          <w:b/>
+          <w:bCs/>
+        </w:rPr>
+      </w:pPr>
     </w:p>
     <w:p/>
     <w:p>
@@ -1091,437 +1301,627 @@
       </w:r>
     </w:p>
     <w:p>
-      <w:r>
-        <w:t xml:space="preserve">Hybrid vehicles are becoming increasingly popular, because they often get much better mileage than purely gasoline-powered vehicles. Browse the web and study the features of four or five of today’s popular hybrid cars, then list as many of their hybrid-related attributes as you can. Some common attributes include city-miles-per-gallon and highway-miles-per-gallon. Also list the attributes of the batteries (type, weight, etc.). </w:t>
-      </w:r>
-    </w:p>
-    <w:p>
-      <w:pPr>
-        <w:pStyle w:val="NoSpacing"/>
-      </w:pPr>
-      <w:r>
-        <w:t>. Mercedes-AMG GLE 63 S (4MATIC+)</w:t>
-      </w:r>
-    </w:p>
-    <w:p>
-      <w:pPr>
-        <w:pStyle w:val="NoSpacing"/>
+      <w:pPr>
+        <w:rPr>
+          <w:b/>
+          <w:bCs/>
+        </w:rPr>
+      </w:pPr>
+      <w:r>
+        <w:t xml:space="preserve">Hybrid vehicles are becoming increasingly popular, because they often get much better mileage than purely gasoline-powered vehicles. Browse the web and study the features of four or five of today’s popular hybrid cars, then list as many of their hybrid-related attributes as you can. Some common </w:t>
+      </w:r>
+      <w:r>
+        <w:lastRenderedPageBreak/>
+        <w:t xml:space="preserve">attributes include city-miles-per-gallon and highway-miles-per-gallon. Also list the attributes of the batteries (type, weight, etc.). </w:t>
+      </w:r>
+    </w:p>
+    <w:p>
+      <w:pPr>
+        <w:rPr>
+          <w:b/>
+          <w:bCs/>
+        </w:rPr>
+      </w:pPr>
+      <w:r>
+        <w:rPr>
+          <w:b/>
+          <w:bCs/>
+        </w:rPr>
+        <w:t>Answer:</w:t>
+      </w:r>
+    </w:p>
+    <w:p>
+      <w:r>
+        <w:t>Examples of hybrid-vehicle attributes include:</w:t>
+      </w:r>
+    </w:p>
+    <w:p>
+      <w:pPr>
         <w:numPr>
           <w:ilvl w:val="0"/>
-          <w:numId w:val="2"/>
+          <w:numId w:val="7"/>
         </w:numPr>
       </w:pPr>
       <w:r>
-        <w:t>Fuel Economy (MPG):</w:t>
-      </w:r>
-    </w:p>
-    <w:p>
-      <w:pPr>
-        <w:pStyle w:val="NoSpacing"/>
+        <w:rPr>
+          <w:b/>
+          <w:bCs/>
+        </w:rPr>
+        <w:t>City miles per gallon (MPG)</w:t>
+      </w:r>
+      <w:r>
+        <w:t xml:space="preserve"> </w:t>
+      </w:r>
+    </w:p>
+    <w:p>
+      <w:pPr>
         <w:numPr>
           <w:ilvl w:val="0"/>
-          <w:numId w:val="3"/>
+          <w:numId w:val="7"/>
         </w:numPr>
       </w:pPr>
       <w:r>
-        <w:t>City MPG – 15 MPG</w:t>
-      </w:r>
-    </w:p>
-    <w:p>
-      <w:pPr>
-        <w:pStyle w:val="NoSpacing"/>
+        <w:rPr>
+          <w:b/>
+          <w:bCs/>
+        </w:rPr>
+        <w:t>Highway miles per gallon (MPG)</w:t>
+      </w:r>
+      <w:r>
+        <w:t xml:space="preserve"> </w:t>
+      </w:r>
+    </w:p>
+    <w:p>
+      <w:pPr>
         <w:numPr>
           <w:ilvl w:val="0"/>
-          <w:numId w:val="3"/>
+          <w:numId w:val="7"/>
         </w:numPr>
       </w:pPr>
       <w:r>
-        <w:t>Highway MPG – 19-20 MPG</w:t>
-      </w:r>
-    </w:p>
-    <w:p>
-      <w:pPr>
-        <w:pStyle w:val="NoSpacing"/>
+        <w:rPr>
+          <w:b/>
+          <w:bCs/>
+        </w:rPr>
+        <w:t>Combined miles per gallon (MPG)</w:t>
+      </w:r>
+      <w:r>
+        <w:t xml:space="preserve"> </w:t>
+      </w:r>
+    </w:p>
+    <w:p>
+      <w:pPr>
         <w:numPr>
           <w:ilvl w:val="0"/>
-          <w:numId w:val="3"/>
+          <w:numId w:val="7"/>
         </w:numPr>
       </w:pPr>
       <w:r>
-        <w:t>Combined MPG -16-17 MPG</w:t>
-      </w:r>
-    </w:p>
-    <w:p>
-      <w:pPr>
-        <w:pStyle w:val="NoSpacing"/>
+        <w:rPr>
+          <w:b/>
+          <w:bCs/>
+        </w:rPr>
+        <w:t>Hybrid system type</w:t>
+      </w:r>
+      <w:r>
+        <w:t xml:space="preserve"> </w:t>
+      </w:r>
+    </w:p>
+    <w:p>
+      <w:pPr>
         <w:numPr>
           <w:ilvl w:val="0"/>
-          <w:numId w:val="2"/>
+          <w:numId w:val="7"/>
         </w:numPr>
       </w:pPr>
       <w:r>
-        <w:t>Hybrid Battery &amp; Motor System (EQ Boost):</w:t>
-      </w:r>
-    </w:p>
-    <w:p>
-      <w:pPr>
-        <w:pStyle w:val="NoSpacing"/>
+        <w:rPr>
+          <w:b/>
+          <w:bCs/>
+        </w:rPr>
+        <w:t>Battery type</w:t>
+      </w:r>
+      <w:r>
+        <w:t xml:space="preserve"> </w:t>
+      </w:r>
+    </w:p>
+    <w:p>
+      <w:pPr>
         <w:numPr>
           <w:ilvl w:val="0"/>
-          <w:numId w:val="5"/>
+          <w:numId w:val="7"/>
         </w:numPr>
       </w:pPr>
       <w:r>
-        <w:t>System Type: 48-Volt Mild-Hybrid (MHEV) with Integrated Starter-Generator (ISG)</w:t>
-      </w:r>
-    </w:p>
-    <w:p>
-      <w:pPr>
-        <w:pStyle w:val="NoSpacing"/>
+        <w:rPr>
+          <w:b/>
+          <w:bCs/>
+        </w:rPr>
+        <w:t>Battery capacity</w:t>
+      </w:r>
+      <w:r>
+        <w:t xml:space="preserve"> </w:t>
+      </w:r>
+    </w:p>
+    <w:p>
+      <w:pPr>
         <w:numPr>
           <w:ilvl w:val="0"/>
-          <w:numId w:val="5"/>
+          <w:numId w:val="7"/>
         </w:numPr>
       </w:pPr>
       <w:r>
-        <w:t>Battery Type: Lithium-ion (Li-ion)</w:t>
-      </w:r>
-    </w:p>
-    <w:p>
-      <w:pPr>
-        <w:pStyle w:val="NoSpacing"/>
+        <w:rPr>
+          <w:b/>
+          <w:bCs/>
+        </w:rPr>
+        <w:t>Battery weight</w:t>
+      </w:r>
+      <w:r>
+        <w:t xml:space="preserve"> </w:t>
+      </w:r>
+    </w:p>
+    <w:p>
+      <w:pPr>
         <w:numPr>
           <w:ilvl w:val="0"/>
-          <w:numId w:val="5"/>
+          <w:numId w:val="7"/>
         </w:numPr>
       </w:pPr>
       <w:r>
-        <w:t>Battery Capacity: ~0.9 to 1.0 kWh (48V architecture)</w:t>
-      </w:r>
-    </w:p>
-    <w:p>
-      <w:pPr>
-        <w:pStyle w:val="NoSpacing"/>
+        <w:rPr>
+          <w:b/>
+          <w:bCs/>
+        </w:rPr>
+        <w:t>Electric motor power</w:t>
+      </w:r>
+      <w:r>
+        <w:t xml:space="preserve"> </w:t>
+      </w:r>
+    </w:p>
+    <w:p>
+      <w:pPr>
         <w:numPr>
           <w:ilvl w:val="0"/>
-          <w:numId w:val="5"/>
+          <w:numId w:val="7"/>
         </w:numPr>
       </w:pPr>
       <w:r>
-        <w:t xml:space="preserve">Battery Weight: Compact and lightweight (~25–35 </w:t>
-      </w:r>
-      <w:proofErr w:type="spellStart"/>
-      <w:r>
-        <w:t>lbs</w:t>
-      </w:r>
-      <w:proofErr w:type="spellEnd"/>
-      <w:r>
-        <w:t>), keeping added curb weight minimal</w:t>
-      </w:r>
-    </w:p>
-    <w:p>
-      <w:pPr>
-        <w:pStyle w:val="NoSpacing"/>
+        <w:rPr>
+          <w:b/>
+          <w:bCs/>
+        </w:rPr>
+        <w:t>Gasoline engine size</w:t>
+      </w:r>
+      <w:r>
+        <w:t xml:space="preserve"> </w:t>
+      </w:r>
+    </w:p>
+    <w:p>
+      <w:pPr>
         <w:numPr>
           <w:ilvl w:val="0"/>
-          <w:numId w:val="5"/>
+          <w:numId w:val="7"/>
         </w:numPr>
       </w:pPr>
       <w:r>
-        <w:t xml:space="preserve">Electric Motor Output: Adds an instant boost of 21 hp and 184 </w:t>
-      </w:r>
-      <w:proofErr w:type="spellStart"/>
-      <w:r>
-        <w:t>lb</w:t>
-      </w:r>
-      <w:proofErr w:type="spellEnd"/>
-      <w:r>
-        <w:t>-ft of torque to the twin-turbo V8 engine</w:t>
-      </w:r>
-    </w:p>
-    <w:p>
-      <w:pPr>
-        <w:pStyle w:val="NoSpacing"/>
+        <w:rPr>
+          <w:b/>
+          <w:bCs/>
+        </w:rPr>
+        <w:t>Electric-only driving capability</w:t>
+      </w:r>
+      <w:r>
+        <w:t xml:space="preserve"> </w:t>
+      </w:r>
+    </w:p>
+    <w:p>
+      <w:pPr>
         <w:numPr>
           <w:ilvl w:val="0"/>
-          <w:numId w:val="2"/>
+          <w:numId w:val="7"/>
         </w:numPr>
       </w:pPr>
       <w:r>
-        <w:t>Performance &amp; Hybrid-Related Attributes:</w:t>
-      </w:r>
-    </w:p>
-    <w:p>
-      <w:pPr>
-        <w:pStyle w:val="NoSpacing"/>
+        <w:rPr>
+          <w:b/>
+          <w:bCs/>
+        </w:rPr>
+        <w:t>Fuel-tank capacity</w:t>
+      </w:r>
+      <w:r>
+        <w:t xml:space="preserve"> </w:t>
+      </w:r>
+    </w:p>
+    <w:p>
+      <w:pPr>
         <w:numPr>
           <w:ilvl w:val="0"/>
-          <w:numId w:val="6"/>
+          <w:numId w:val="7"/>
         </w:numPr>
       </w:pPr>
       <w:r>
-        <w:lastRenderedPageBreak/>
-        <w:t xml:space="preserve">Total Output: 603 hp + 21 hp electric assist (627 </w:t>
-      </w:r>
-      <w:proofErr w:type="spellStart"/>
-      <w:r>
-        <w:t>lb</w:t>
-      </w:r>
-      <w:proofErr w:type="spellEnd"/>
-      <w:r>
-        <w:t>-ft total torque)</w:t>
-      </w:r>
-    </w:p>
-    <w:p>
-      <w:pPr>
-        <w:pStyle w:val="NoSpacing"/>
+        <w:rPr>
+          <w:b/>
+          <w:bCs/>
+        </w:rPr>
+        <w:t>Vehicle weight</w:t>
+      </w:r>
+      <w:r>
+        <w:t xml:space="preserve"> </w:t>
+      </w:r>
+    </w:p>
+    <w:p>
+      <w:pPr>
         <w:numPr>
           <w:ilvl w:val="0"/>
-          <w:numId w:val="6"/>
+          <w:numId w:val="7"/>
         </w:numPr>
       </w:pPr>
       <w:r>
-        <w:t>Engine Auto Stop/Start: Extremely smooth engine start-stop via the 48V integrated starter-generator</w:t>
-      </w:r>
-    </w:p>
-    <w:p>
-      <w:pPr>
-        <w:pStyle w:val="NoSpacing"/>
+        <w:rPr>
+          <w:b/>
+          <w:bCs/>
+        </w:rPr>
+        <w:t>Regenerative braking system</w:t>
+      </w:r>
+      <w:r>
+        <w:t xml:space="preserve"> </w:t>
+      </w:r>
+    </w:p>
+    <w:p>
+      <w:pPr>
         <w:numPr>
           <w:ilvl w:val="0"/>
-          <w:numId w:val="6"/>
+          <w:numId w:val="7"/>
         </w:numPr>
       </w:pPr>
       <w:r>
-        <w:t>Gliding / Coasting Mode: Allows the V8 engine to shut off completely while coasting at highway speeds to save fuel</w:t>
-      </w:r>
-    </w:p>
-    <w:p>
-      <w:pPr>
-        <w:pStyle w:val="NoSpacing"/>
+        <w:rPr>
+          <w:b/>
+          <w:bCs/>
+        </w:rPr>
+        <w:t>CO₂ emissions</w:t>
+      </w:r>
+      <w:r>
+        <w:t xml:space="preserve"> </w:t>
+      </w:r>
+    </w:p>
+    <w:p>
+      <w:pPr>
         <w:numPr>
           <w:ilvl w:val="0"/>
-          <w:numId w:val="6"/>
+          <w:numId w:val="7"/>
         </w:numPr>
       </w:pPr>
       <w:r>
-        <w:t>Regenerative Braking: Recovers energy during deceleration to keep the 48V battery charged without plugging in</w:t>
-      </w:r>
-    </w:p>
-    <w:p>
-      <w:pPr>
-        <w:pStyle w:val="NoSpacing"/>
+        <w:rPr>
+          <w:b/>
+          <w:bCs/>
+        </w:rPr>
+        <w:t>Electric motor specifications</w:t>
+      </w:r>
+    </w:p>
+    <w:p>
+      <w:pPr>
+        <w:rPr>
+          <w:b/>
+          <w:bCs/>
+        </w:rPr>
+      </w:pPr>
+    </w:p>
+    <w:p/>
+    <w:p>
+      <w:pPr>
+        <w:rPr>
+          <w:b/>
+          <w:bCs/>
+          <w:i/>
+          <w:iCs/>
+        </w:rPr>
+      </w:pPr>
+      <w:r>
+        <w:rPr>
+          <w:b/>
+          <w:bCs/>
+          <w:i/>
+          <w:iCs/>
+        </w:rPr>
+        <w:t xml:space="preserve">1.12 (Gender Neutrality) </w:t>
+      </w:r>
+    </w:p>
+    <w:p>
+      <w:r>
+        <w:t>Many people want to eliminate sexism in all forms of communication. You’ve been asked to create a program that can process a paragraph of text and replace gender-specific words with gender-neutral ones. Assuming that you’ve been given a list of gender-specific words and their gender-neutral replacements (e.g., replace both “wife” and “husband” with “spouse,” “man” and “woman” with “person,” “daughter” and “son” with “child”), explain the procedure you’d use to read through a paragraph of text and manually perform these replacements. How might your procedure generate a strange term like “woperchild?” You’ll soon learn that a more formal term for “procedure” is “algorithm,” and that an algorithm specifies the steps to be performed and the order in which to perform them. We’ll show how to develop algorithms then convert them to Java programs which can be run on computers.</w:t>
+      </w:r>
+    </w:p>
+    <w:p/>
+    <w:p>
+      <w:pPr>
+        <w:rPr>
+          <w:b/>
+          <w:bCs/>
+        </w:rPr>
+      </w:pPr>
+      <w:r>
+        <w:rPr>
+          <w:b/>
+          <w:bCs/>
+        </w:rPr>
+        <w:t>Answer:</w:t>
+      </w:r>
+    </w:p>
+    <w:p>
+      <w:pPr>
+        <w:rPr>
+          <w:b/>
+          <w:bCs/>
+        </w:rPr>
+      </w:pPr>
+    </w:p>
+    <w:p>
+      <w:r>
+        <w:t>A suitable procedure would be:</w:t>
+      </w:r>
+    </w:p>
+    <w:p>
+      <w:pPr>
         <w:numPr>
           <w:ilvl w:val="0"/>
-          <w:numId w:val="6"/>
+          <w:numId w:val="8"/>
         </w:numPr>
       </w:pPr>
       <w:r>
-        <w:t>Electric Auxiliary Compressor: Powers internal accessories and eliminates turbo lag before the twin turbos spool up</w:t>
-      </w:r>
-    </w:p>
-    <w:p>
-      <w:pPr>
-        <w:pStyle w:val="NoSpacing"/>
-      </w:pPr>
-    </w:p>
-    <w:p/>
-    <w:p>
-      <w:pPr>
-        <w:rPr>
-          <w:b/>
-          <w:bCs/>
-          <w:i/>
-          <w:iCs/>
-        </w:rPr>
-      </w:pPr>
-      <w:r>
-        <w:rPr>
-          <w:b/>
-          <w:bCs/>
-          <w:i/>
-          <w:iCs/>
-        </w:rPr>
-        <w:t xml:space="preserve">1.12 (Gender Neutrality) </w:t>
-      </w:r>
-    </w:p>
-    <w:p>
-      <w:r>
-        <w:t>Many people want to eliminate sexism in all forms of communication. You’ve been asked to create a program that can process a paragraph of text and replace gender-specific words with gender-neutral ones. Assuming that you’ve been given a list of gender-specific words and their gender-neutral replacements (e.g., replace both “wife” and “husband” with “spouse,” “man” and “woman” with “person,” “daughter” and “son” with “child”), explain the procedure you’d use to read through a paragraph of text and manually perform these replacements. How might your procedure generate a strange term like “</w:t>
-      </w:r>
-      <w:proofErr w:type="spellStart"/>
-      <w:r>
-        <w:t>woperchild</w:t>
-      </w:r>
-      <w:proofErr w:type="spellEnd"/>
-      <w:r>
-        <w:t>?” You’ll soon learn that a more formal term for “procedure” is “algorithm,” and that an algorithm specifies the steps to be performed and the order in which to perform them. We’ll show how to develop algorithms then convert them to Java programs which can be run on computers.</w:t>
+        <w:rPr>
+          <w:b/>
+          <w:bCs/>
+        </w:rPr>
+        <w:t>Read the paragraph</w:t>
+      </w:r>
+      <w:r>
+        <w:t xml:space="preserve"> from beginning to end. </w:t>
+      </w:r>
+    </w:p>
+    <w:p>
+      <w:pPr>
+        <w:numPr>
+          <w:ilvl w:val="0"/>
+          <w:numId w:val="8"/>
+        </w:numPr>
+      </w:pPr>
+      <w:r>
+        <w:rPr>
+          <w:b/>
+          <w:bCs/>
+        </w:rPr>
+        <w:t>Identify each gender-specific word</w:t>
+      </w:r>
+      <w:r>
+        <w:t xml:space="preserve">. </w:t>
+      </w:r>
+    </w:p>
+    <w:p>
+      <w:pPr>
+        <w:numPr>
+          <w:ilvl w:val="0"/>
+          <w:numId w:val="8"/>
+        </w:numPr>
+      </w:pPr>
+      <w:r>
+        <w:rPr>
+          <w:b/>
+          <w:bCs/>
+        </w:rPr>
+        <w:t>Compare the word with the given list</w:t>
+      </w:r>
+      <w:r>
+        <w:t xml:space="preserve"> of gender-specific words. </w:t>
+      </w:r>
+    </w:p>
+    <w:p>
+      <w:pPr>
+        <w:numPr>
+          <w:ilvl w:val="0"/>
+          <w:numId w:val="8"/>
+        </w:numPr>
+      </w:pPr>
+      <w:r>
+        <w:t xml:space="preserve">If the word is found, </w:t>
+      </w:r>
+      <w:r>
+        <w:rPr>
+          <w:b/>
+          <w:bCs/>
+        </w:rPr>
+        <w:t>replace it with its corresponding gender-neutral word</w:t>
+      </w:r>
+      <w:r>
+        <w:t xml:space="preserve">. </w:t>
+      </w:r>
+    </w:p>
+    <w:p>
+      <w:pPr>
+        <w:numPr>
+          <w:ilvl w:val="0"/>
+          <w:numId w:val="8"/>
+        </w:numPr>
+      </w:pPr>
+      <w:r>
+        <w:t xml:space="preserve">Continue until the entire paragraph has been processed. </w:t>
+      </w:r>
+    </w:p>
+    <w:p>
+      <w:pPr>
+        <w:numPr>
+          <w:ilvl w:val="0"/>
+          <w:numId w:val="8"/>
+        </w:numPr>
+      </w:pPr>
+      <w:r>
+        <w:t xml:space="preserve">Output the </w:t>
+      </w:r>
+      <w:r>
+        <w:rPr>
+          <w:b/>
+          <w:bCs/>
+        </w:rPr>
+        <w:t>modified paragraph</w:t>
+      </w:r>
+      <w:r>
+        <w:t xml:space="preserve">. </w:t>
+      </w:r>
+    </w:p>
+    <w:p>
+      <w:r>
+        <w:t>For example:</w:t>
+      </w:r>
+    </w:p>
+    <w:p>
+      <w:pPr>
+        <w:numPr>
+          <w:ilvl w:val="0"/>
+          <w:numId w:val="9"/>
+        </w:numPr>
+      </w:pPr>
+      <w:r>
+        <w:rPr>
+          <w:b/>
+          <w:bCs/>
+        </w:rPr>
+        <w:t>wife → spouse</w:t>
       </w:r>
       <w:r>
         <w:t xml:space="preserve"> </w:t>
       </w:r>
     </w:p>
-    <w:p/>
-    <w:p>
-      <w:r>
-        <w:t>1. Explanation of the Step-by-Step Procedure (Algorithm):</w:t>
-      </w:r>
-    </w:p>
-    <w:p>
-      <w:r>
-        <w:t>To replace gender-specific words with gender-neutral alternatives without modifying non-target words, use the following procedure:</w:t>
-      </w:r>
-    </w:p>
-    <w:p>
-      <w:r>
-        <w:t>Input Data Preparation:</w:t>
-      </w:r>
-    </w:p>
-    <w:p>
-      <w:r>
-        <w:t xml:space="preserve">Prepare a lookup dictionary/table of mapping pairs (e.g., {"wife": "spouse", "husband": "spouse", "man": "person", "woman": "person", "daughter": "child", "son": "child"}).  </w:t>
-      </w:r>
-    </w:p>
-    <w:p>
-      <w:r>
-        <w:t>Tokenization (Splitting by Word Boundaries):</w:t>
-      </w:r>
-    </w:p>
-    <w:p>
-      <w:r>
-        <w:t>Read the paragraph text and divide it into individual words/tokens, identifying punctuation separately so word boundaries are preserved.</w:t>
-      </w:r>
-    </w:p>
-    <w:p>
-      <w:r>
-        <w:t>Exact Word Matching &amp; Case Preservation:</w:t>
-      </w:r>
-    </w:p>
-    <w:p>
-      <w:r>
-        <w:t>Convert each word token to lowercase to compare against the replacement lookup table.</w:t>
-      </w:r>
-    </w:p>
-    <w:p>
-      <w:r>
-        <w:t>If a word matches a target key, replace the entire word with its gender-neutral equivalent while preserving original capitalization (e.g., "Man" \</w:t>
-      </w:r>
-      <w:proofErr w:type="spellStart"/>
-      <w:r>
-        <w:t>rightarrow</w:t>
-      </w:r>
-      <w:proofErr w:type="spellEnd"/>
-      <w:r>
-        <w:t xml:space="preserve"> "Person", "man" \</w:t>
-      </w:r>
-      <w:proofErr w:type="spellStart"/>
-      <w:r>
-        <w:t>rightarrow</w:t>
-      </w:r>
-      <w:proofErr w:type="spellEnd"/>
-      <w:r>
-        <w:t xml:space="preserve"> "person").</w:t>
-      </w:r>
-    </w:p>
-    <w:p>
-      <w:r>
-        <w:t>Reassembly:</w:t>
-      </w:r>
-    </w:p>
-    <w:p>
-      <w:r>
-        <w:lastRenderedPageBreak/>
-        <w:t>Rejoin the processed words and original punctuation into a finalized paragraph string.</w:t>
-      </w:r>
-    </w:p>
-    <w:p>
-      <w:r>
-        <w:t>2. How could a naive procedure generate a strange term like "</w:t>
-      </w:r>
-      <w:proofErr w:type="spellStart"/>
-      <w:r>
-        <w:t>woperchild</w:t>
-      </w:r>
-      <w:proofErr w:type="spellEnd"/>
-      <w:r>
-        <w:t>"?</w:t>
-      </w:r>
-    </w:p>
-    <w:p>
-      <w:r>
-        <w:t xml:space="preserve">A naive procedure that uses simple substring search-and-replace (without checking for exact word boundaries) will replace target letter patterns inside larger, unrelated words.  </w:t>
-      </w:r>
-    </w:p>
-    <w:p>
-      <w:r>
-        <w:t>Example Breakdown:</w:t>
-      </w:r>
-    </w:p>
-    <w:p>
-      <w:r>
-        <w:t>Take the original word: "woman"</w:t>
-      </w:r>
-    </w:p>
-    <w:p>
-      <w:r>
-        <w:t>If the program replaces "man" with "person" first: "wo" + "man" becomes "</w:t>
-      </w:r>
-      <w:proofErr w:type="spellStart"/>
-      <w:r>
-        <w:t>woperson</w:t>
-      </w:r>
-      <w:proofErr w:type="spellEnd"/>
-      <w:r>
-        <w:t>".</w:t>
-      </w:r>
-    </w:p>
-    <w:p>
-      <w:r>
-        <w:t>If the program then scans for "son" and replaces it with "child": "</w:t>
-      </w:r>
-      <w:proofErr w:type="spellStart"/>
-      <w:r>
-        <w:t>woper</w:t>
-      </w:r>
-      <w:proofErr w:type="spellEnd"/>
-      <w:r>
-        <w:t>" + "son" becomes "</w:t>
-      </w:r>
-      <w:proofErr w:type="spellStart"/>
-      <w:r>
-        <w:t>woperchild</w:t>
-      </w:r>
-      <w:proofErr w:type="spellEnd"/>
-      <w:r>
-        <w:t>".</w:t>
-      </w:r>
-    </w:p>
-    <w:p>
-      <w:r>
-        <w:t>3. How to Prevent Such Errors:</w:t>
-      </w:r>
-    </w:p>
-    <w:p>
-      <w:r>
-        <w:t>Use Word Boundaries: Match complete words only (e.g., using regular expression word boundaries \</w:t>
-      </w:r>
-      <w:proofErr w:type="spellStart"/>
-      <w:r>
-        <w:t>bman</w:t>
-      </w:r>
-      <w:proofErr w:type="spellEnd"/>
-      <w:r>
-        <w:t>\b rather than substring matching man).</w:t>
-      </w:r>
-    </w:p>
-    <w:p>
-      <w:r>
-        <w:t>Tokenize First: Split the input text into distinct word tokens before checking dictionary matches.</w:t>
-      </w:r>
-    </w:p>
-    <w:p>
-      <w:r>
-        <w:t>Single-Pass Replacement: Perform replacements in a single pass over each token rather than chaining sequential search-and-replace passes on the whole text.</w:t>
+    <w:p>
+      <w:pPr>
+        <w:numPr>
+          <w:ilvl w:val="0"/>
+          <w:numId w:val="9"/>
+        </w:numPr>
+      </w:pPr>
+      <w:r>
+        <w:rPr>
+          <w:b/>
+          <w:bCs/>
+        </w:rPr>
+        <w:t>husband → spouse</w:t>
+      </w:r>
+      <w:r>
+        <w:t xml:space="preserve"> </w:t>
+      </w:r>
+    </w:p>
+    <w:p>
+      <w:pPr>
+        <w:numPr>
+          <w:ilvl w:val="0"/>
+          <w:numId w:val="9"/>
+        </w:numPr>
+      </w:pPr>
+      <w:r>
+        <w:rPr>
+          <w:b/>
+          <w:bCs/>
+        </w:rPr>
+        <w:t>man → person</w:t>
+      </w:r>
+      <w:r>
+        <w:t xml:space="preserve"> </w:t>
+      </w:r>
+    </w:p>
+    <w:p>
+      <w:pPr>
+        <w:numPr>
+          <w:ilvl w:val="0"/>
+          <w:numId w:val="9"/>
+        </w:numPr>
+      </w:pPr>
+      <w:r>
+        <w:rPr>
+          <w:b/>
+          <w:bCs/>
+        </w:rPr>
+        <w:t>woman → person</w:t>
+      </w:r>
+      <w:r>
+        <w:t xml:space="preserve"> </w:t>
+      </w:r>
+    </w:p>
+    <w:p>
+      <w:pPr>
+        <w:numPr>
+          <w:ilvl w:val="0"/>
+          <w:numId w:val="9"/>
+        </w:numPr>
+      </w:pPr>
+      <w:r>
+        <w:rPr>
+          <w:b/>
+          <w:bCs/>
+        </w:rPr>
+        <w:t>daughter → child</w:t>
+      </w:r>
+      <w:r>
+        <w:t xml:space="preserve"> </w:t>
+      </w:r>
+    </w:p>
+    <w:p>
+      <w:pPr>
+        <w:numPr>
+          <w:ilvl w:val="0"/>
+          <w:numId w:val="9"/>
+        </w:numPr>
+      </w:pPr>
+      <w:r>
+        <w:rPr>
+          <w:b/>
+          <w:bCs/>
+        </w:rPr>
+        <w:t>son → child</w:t>
+      </w:r>
+      <w:r>
+        <w:t xml:space="preserve"> </w:t>
+      </w:r>
+    </w:p>
+    <w:p>
+      <w:r>
+        <w:t xml:space="preserve">A strange term such as </w:t>
+      </w:r>
+      <w:r>
+        <w:rPr>
+          <w:b/>
+          <w:bCs/>
+        </w:rPr>
+        <w:t>“woperchild”</w:t>
+      </w:r>
+      <w:r>
+        <w:t xml:space="preserve"> could be generated if the program performs replacements </w:t>
+      </w:r>
+      <w:r>
+        <w:rPr>
+          <w:b/>
+          <w:bCs/>
+        </w:rPr>
+        <w:t>inside other words instead of replacing complete words</w:t>
+      </w:r>
+      <w:r>
+        <w:t>. For example, if it replaces matching pieces of text without checking word boundaries, multiple replacements could be applied to parts of an existing word and create an unintended result.</w:t>
+      </w:r>
+    </w:p>
+    <w:p>
+      <w:r>
+        <w:t xml:space="preserve">This procedure is an </w:t>
+      </w:r>
+      <w:r>
+        <w:rPr>
+          <w:b/>
+          <w:bCs/>
+        </w:rPr>
+        <w:t>algorithm</w:t>
+      </w:r>
+      <w:r>
+        <w:t xml:space="preserve"> because it specifies the steps to be performed and the order in which they are performed.</w:t>
       </w:r>
     </w:p>
     <w:p/>
@@ -1538,6 +1938,119 @@
 <file path=word/numbering.xml><?xml version="1.0" encoding="utf-8"?>
 <w:numbering xmlns:wpc="http://schemas.microsoft.com/office/word/2010/wordprocessingCanvas" xmlns:cx="http://schemas.microsoft.com/office/drawing/2014/chartex" xmlns:cx1="http://schemas.microsoft.com/office/drawing/2015/9/8/chartex" xmlns:cx2="http://schemas.microsoft.com/office/drawing/2015/10/21/chartex" xmlns:cx3="http://schemas.microsoft.com/office/drawing/2016/5/9/chartex" xmlns:cx4="http://schemas.microsoft.com/office/drawing/2016/5/10/chartex" xmlns:cx5="http://schemas.microsoft.com/office/drawing/2016/5/11/chartex" xmlns:cx6="http://schemas.microsoft.com/office/drawing/2016/5/12/chartex" xmlns:cx7="http://schemas.microsoft.com/office/drawing/2016/5/13/chartex" xmlns:cx8="http://schemas.microsoft.com/office/drawing/2016/5/14/chartex" xmlns:mc="http://schemas.openxmlformats.org/markup-compatibility/2006" xmlns:aink="http://schemas.microsoft.com/office/drawing/2016/ink" xmlns:am3d="http://schemas.microsoft.com/office/drawing/2017/model3d" xmlns:o="urn:schemas-microsoft-com:office:office" xmlns:oel="http://schemas.microsoft.com/office/2019/extlst" xmlns:r="http://schemas.openxmlformats.org/officeDocument/2006/relationships" xmlns:m="http://schemas.openxmlformats.org/officeDocument/2006/math" xmlns:v="urn:schemas-microsoft-com:vml" xmlns:wp14="http://schemas.microsoft.com/office/word/2010/wordprocessingDrawing" xmlns:wp="http://schemas.openxmlformats.org/drawingml/2006/wordprocessingDrawing" xmlns:w10="urn:schemas-microsoft-com:office:word" xmlns:w="http://schemas.openxmlformats.org/wordprocessingml/2006/main" xmlns:w14="http://schemas.microsoft.com/office/word/2010/wordml" xmlns:w15="http://schemas.microsoft.com/office/word/2012/wordml" xmlns:w16cex="http://schemas.microsoft.com/office/word/2018/wordml/cex" xmlns:w16cid="http://schemas.microsoft.com/office/word/2016/wordml/cid" xmlns:w16="http://schemas.microsoft.com/office/word/2018/wordml" xmlns:w16du="http://schemas.microsoft.com/office/word/2023/wordml/word16du" xmlns:w16sdtdh="http://schemas.microsoft.com/office/word/2020/wordml/sdtdatahash" xmlns:w16sdtfl="http://schemas.microsoft.com/office/word/2024/wordml/sdtformatlock" xmlns:w16se="http://schemas.microsoft.com/office/word/2015/wordml/symex" xmlns:wpg="http://schemas.microsoft.com/office/word/2010/wordprocessingGroup" xmlns:wpi="http://schemas.microsoft.com/office/word/2010/wordprocessingInk" xmlns:wne="http://schemas.microsoft.com/office/word/2006/wordml" xmlns:wps="http://schemas.microsoft.com/office/word/2010/wordprocessingShape" mc:Ignorable="w14 w15 w16se w16cid w16 w16cex w16sdtdh w16sdtfl w16du wp14">
   <w:abstractNum w:abstractNumId="0" w15:restartNumberingAfterBreak="0">
+    <w:nsid w:val="0AD07635"/>
+    <w:multiLevelType w:val="multilevel"/>
+    <w:tmpl w:val="31841FC0"/>
+    <w:lvl w:ilvl="0">
+      <w:start w:val="1"/>
+      <w:numFmt w:val="decimal"/>
+      <w:lvlText w:val="%1."/>
+      <w:lvlJc w:val="left"/>
+      <w:pPr>
+        <w:tabs>
+          <w:tab w:val="num" w:pos="720"/>
+        </w:tabs>
+        <w:ind w:left="720" w:hanging="360"/>
+      </w:pPr>
+    </w:lvl>
+    <w:lvl w:ilvl="1">
+      <w:start w:val="1"/>
+      <w:numFmt w:val="decimal"/>
+      <w:lvlText w:val="%2."/>
+      <w:lvlJc w:val="left"/>
+      <w:pPr>
+        <w:tabs>
+          <w:tab w:val="num" w:pos="1440"/>
+        </w:tabs>
+        <w:ind w:left="1440" w:hanging="360"/>
+      </w:pPr>
+    </w:lvl>
+    <w:lvl w:ilvl="2">
+      <w:start w:val="1"/>
+      <w:numFmt w:val="decimal"/>
+      <w:lvlText w:val="%3."/>
+      <w:lvlJc w:val="left"/>
+      <w:pPr>
+        <w:tabs>
+          <w:tab w:val="num" w:pos="2160"/>
+        </w:tabs>
+        <w:ind w:left="2160" w:hanging="360"/>
+      </w:pPr>
+    </w:lvl>
+    <w:lvl w:ilvl="3">
+      <w:start w:val="1"/>
+      <w:numFmt w:val="decimal"/>
+      <w:lvlText w:val="%4."/>
+      <w:lvlJc w:val="left"/>
+      <w:pPr>
+        <w:tabs>
+          <w:tab w:val="num" w:pos="2880"/>
+        </w:tabs>
+        <w:ind w:left="2880" w:hanging="360"/>
+      </w:pPr>
+    </w:lvl>
+    <w:lvl w:ilvl="4">
+      <w:start w:val="1"/>
+      <w:numFmt w:val="decimal"/>
+      <w:lvlText w:val="%5."/>
+      <w:lvlJc w:val="left"/>
+      <w:pPr>
+        <w:tabs>
+          <w:tab w:val="num" w:pos="3600"/>
+        </w:tabs>
+        <w:ind w:left="3600" w:hanging="360"/>
+      </w:pPr>
+    </w:lvl>
+    <w:lvl w:ilvl="5">
+      <w:start w:val="1"/>
+      <w:numFmt w:val="decimal"/>
+      <w:lvlText w:val="%6."/>
+      <w:lvlJc w:val="left"/>
+      <w:pPr>
+        <w:tabs>
+          <w:tab w:val="num" w:pos="4320"/>
+        </w:tabs>
+        <w:ind w:left="4320" w:hanging="360"/>
+      </w:pPr>
+    </w:lvl>
+    <w:lvl w:ilvl="6">
+      <w:start w:val="1"/>
+      <w:numFmt w:val="decimal"/>
+      <w:lvlText w:val="%7."/>
+      <w:lvlJc w:val="left"/>
+      <w:pPr>
+        <w:tabs>
+          <w:tab w:val="num" w:pos="5040"/>
+        </w:tabs>
+        <w:ind w:left="5040" w:hanging="360"/>
+      </w:pPr>
+    </w:lvl>
+    <w:lvl w:ilvl="7">
+      <w:start w:val="1"/>
+      <w:numFmt w:val="decimal"/>
+      <w:lvlText w:val="%8."/>
+      <w:lvlJc w:val="left"/>
+      <w:pPr>
+        <w:tabs>
+          <w:tab w:val="num" w:pos="5760"/>
+        </w:tabs>
+        <w:ind w:left="5760" w:hanging="360"/>
+      </w:pPr>
+    </w:lvl>
+    <w:lvl w:ilvl="8">
+      <w:start w:val="1"/>
+      <w:numFmt w:val="decimal"/>
+      <w:lvlText w:val="%9."/>
+      <w:lvlJc w:val="left"/>
+      <w:pPr>
+        <w:tabs>
+          <w:tab w:val="num" w:pos="6480"/>
+        </w:tabs>
+        <w:ind w:left="6480" w:hanging="360"/>
+      </w:pPr>
+    </w:lvl>
+  </w:abstractNum>
+  <w:abstractNum w:abstractNumId="1" w15:restartNumberingAfterBreak="0">
     <w:nsid w:val="1D1A3754"/>
     <w:multiLevelType w:val="hybridMultilevel"/>
     <w:tmpl w:val="88BC3D52"/>
@@ -1626,7 +2139,156 @@
       </w:pPr>
     </w:lvl>
   </w:abstractNum>
-  <w:abstractNum w:abstractNumId="1" w15:restartNumberingAfterBreak="0">
+  <w:abstractNum w:abstractNumId="2" w15:restartNumberingAfterBreak="0">
+    <w:nsid w:val="29920A21"/>
+    <w:multiLevelType w:val="multilevel"/>
+    <w:tmpl w:val="70A2545A"/>
+    <w:lvl w:ilvl="0">
+      <w:start w:val="1"/>
+      <w:numFmt w:val="bullet"/>
+      <w:lvlText w:val=""/>
+      <w:lvlJc w:val="left"/>
+      <w:pPr>
+        <w:tabs>
+          <w:tab w:val="num" w:pos="720"/>
+        </w:tabs>
+        <w:ind w:left="720" w:hanging="360"/>
+      </w:pPr>
+      <w:rPr>
+        <w:rFonts w:ascii="Symbol" w:hAnsi="Symbol" w:hint="default"/>
+        <w:sz w:val="20"/>
+      </w:rPr>
+    </w:lvl>
+    <w:lvl w:ilvl="1">
+      <w:start w:val="1"/>
+      <w:numFmt w:val="bullet"/>
+      <w:lvlText w:val="o"/>
+      <w:lvlJc w:val="left"/>
+      <w:pPr>
+        <w:tabs>
+          <w:tab w:val="num" w:pos="1440"/>
+        </w:tabs>
+        <w:ind w:left="1440" w:hanging="360"/>
+      </w:pPr>
+      <w:rPr>
+        <w:rFonts w:ascii="Courier New" w:hAnsi="Courier New" w:cs="Times New Roman" w:hint="default"/>
+        <w:sz w:val="20"/>
+      </w:rPr>
+    </w:lvl>
+    <w:lvl w:ilvl="2">
+      <w:start w:val="1"/>
+      <w:numFmt w:val="bullet"/>
+      <w:lvlText w:val=""/>
+      <w:lvlJc w:val="left"/>
+      <w:pPr>
+        <w:tabs>
+          <w:tab w:val="num" w:pos="2160"/>
+        </w:tabs>
+        <w:ind w:left="2160" w:hanging="360"/>
+      </w:pPr>
+      <w:rPr>
+        <w:rFonts w:ascii="Wingdings" w:hAnsi="Wingdings" w:hint="default"/>
+        <w:sz w:val="20"/>
+      </w:rPr>
+    </w:lvl>
+    <w:lvl w:ilvl="3">
+      <w:start w:val="1"/>
+      <w:numFmt w:val="bullet"/>
+      <w:lvlText w:val=""/>
+      <w:lvlJc w:val="left"/>
+      <w:pPr>
+        <w:tabs>
+          <w:tab w:val="num" w:pos="2880"/>
+        </w:tabs>
+        <w:ind w:left="2880" w:hanging="360"/>
+      </w:pPr>
+      <w:rPr>
+        <w:rFonts w:ascii="Wingdings" w:hAnsi="Wingdings" w:hint="default"/>
+        <w:sz w:val="20"/>
+      </w:rPr>
+    </w:lvl>
+    <w:lvl w:ilvl="4">
+      <w:start w:val="1"/>
+      <w:numFmt w:val="bullet"/>
+      <w:lvlText w:val=""/>
+      <w:lvlJc w:val="left"/>
+      <w:pPr>
+        <w:tabs>
+          <w:tab w:val="num" w:pos="3600"/>
+        </w:tabs>
+        <w:ind w:left="3600" w:hanging="360"/>
+      </w:pPr>
+      <w:rPr>
+        <w:rFonts w:ascii="Wingdings" w:hAnsi="Wingdings" w:hint="default"/>
+        <w:sz w:val="20"/>
+      </w:rPr>
+    </w:lvl>
+    <w:lvl w:ilvl="5">
+      <w:start w:val="1"/>
+      <w:numFmt w:val="bullet"/>
+      <w:lvlText w:val=""/>
+      <w:lvlJc w:val="left"/>
+      <w:pPr>
+        <w:tabs>
+          <w:tab w:val="num" w:pos="4320"/>
+        </w:tabs>
+        <w:ind w:left="4320" w:hanging="360"/>
+      </w:pPr>
+      <w:rPr>
+        <w:rFonts w:ascii="Wingdings" w:hAnsi="Wingdings" w:hint="default"/>
+        <w:sz w:val="20"/>
+      </w:rPr>
+    </w:lvl>
+    <w:lvl w:ilvl="6">
+      <w:start w:val="1"/>
+      <w:numFmt w:val="bullet"/>
+      <w:lvlText w:val=""/>
+      <w:lvlJc w:val="left"/>
+      <w:pPr>
+        <w:tabs>
+          <w:tab w:val="num" w:pos="5040"/>
+        </w:tabs>
+        <w:ind w:left="5040" w:hanging="360"/>
+      </w:pPr>
+      <w:rPr>
+        <w:rFonts w:ascii="Wingdings" w:hAnsi="Wingdings" w:hint="default"/>
+        <w:sz w:val="20"/>
+      </w:rPr>
+    </w:lvl>
+    <w:lvl w:ilvl="7">
+      <w:start w:val="1"/>
+      <w:numFmt w:val="bullet"/>
+      <w:lvlText w:val=""/>
+      <w:lvlJc w:val="left"/>
+      <w:pPr>
+        <w:tabs>
+          <w:tab w:val="num" w:pos="5760"/>
+        </w:tabs>
+        <w:ind w:left="5760" w:hanging="360"/>
+      </w:pPr>
+      <w:rPr>
+        <w:rFonts w:ascii="Wingdings" w:hAnsi="Wingdings" w:hint="default"/>
+        <w:sz w:val="20"/>
+      </w:rPr>
+    </w:lvl>
+    <w:lvl w:ilvl="8">
+      <w:start w:val="1"/>
+      <w:numFmt w:val="bullet"/>
+      <w:lvlText w:val=""/>
+      <w:lvlJc w:val="left"/>
+      <w:pPr>
+        <w:tabs>
+          <w:tab w:val="num" w:pos="6480"/>
+        </w:tabs>
+        <w:ind w:left="6480" w:hanging="360"/>
+      </w:pPr>
+      <w:rPr>
+        <w:rFonts w:ascii="Wingdings" w:hAnsi="Wingdings" w:hint="default"/>
+        <w:sz w:val="20"/>
+      </w:rPr>
+    </w:lvl>
+  </w:abstractNum>
+  <w:abstractNum w:abstractNumId="3" w15:restartNumberingAfterBreak="0">
     <w:nsid w:val="376143A3"/>
     <w:multiLevelType w:val="hybridMultilevel"/>
     <w:tmpl w:val="A8CC08CC"/>
@@ -1715,7 +2377,120 @@
       </w:pPr>
     </w:lvl>
   </w:abstractNum>
-  <w:abstractNum w:abstractNumId="2" w15:restartNumberingAfterBreak="0">
+  <w:abstractNum w:abstractNumId="4" w15:restartNumberingAfterBreak="0">
+    <w:nsid w:val="4746095F"/>
+    <w:multiLevelType w:val="multilevel"/>
+    <w:tmpl w:val="62ACC858"/>
+    <w:lvl w:ilvl="0">
+      <w:start w:val="1"/>
+      <w:numFmt w:val="decimal"/>
+      <w:lvlText w:val="%1."/>
+      <w:lvlJc w:val="left"/>
+      <w:pPr>
+        <w:tabs>
+          <w:tab w:val="num" w:pos="720"/>
+        </w:tabs>
+        <w:ind w:left="720" w:hanging="360"/>
+      </w:pPr>
+    </w:lvl>
+    <w:lvl w:ilvl="1">
+      <w:start w:val="1"/>
+      <w:numFmt w:val="decimal"/>
+      <w:lvlText w:val="%2."/>
+      <w:lvlJc w:val="left"/>
+      <w:pPr>
+        <w:tabs>
+          <w:tab w:val="num" w:pos="1440"/>
+        </w:tabs>
+        <w:ind w:left="1440" w:hanging="360"/>
+      </w:pPr>
+    </w:lvl>
+    <w:lvl w:ilvl="2">
+      <w:start w:val="1"/>
+      <w:numFmt w:val="decimal"/>
+      <w:lvlText w:val="%3."/>
+      <w:lvlJc w:val="left"/>
+      <w:pPr>
+        <w:tabs>
+          <w:tab w:val="num" w:pos="2160"/>
+        </w:tabs>
+        <w:ind w:left="2160" w:hanging="360"/>
+      </w:pPr>
+    </w:lvl>
+    <w:lvl w:ilvl="3">
+      <w:start w:val="1"/>
+      <w:numFmt w:val="decimal"/>
+      <w:lvlText w:val="%4."/>
+      <w:lvlJc w:val="left"/>
+      <w:pPr>
+        <w:tabs>
+          <w:tab w:val="num" w:pos="2880"/>
+        </w:tabs>
+        <w:ind w:left="2880" w:hanging="360"/>
+      </w:pPr>
+    </w:lvl>
+    <w:lvl w:ilvl="4">
+      <w:start w:val="1"/>
+      <w:numFmt w:val="decimal"/>
+      <w:lvlText w:val="%5."/>
+      <w:lvlJc w:val="left"/>
+      <w:pPr>
+        <w:tabs>
+          <w:tab w:val="num" w:pos="3600"/>
+        </w:tabs>
+        <w:ind w:left="3600" w:hanging="360"/>
+      </w:pPr>
+    </w:lvl>
+    <w:lvl w:ilvl="5">
+      <w:start w:val="1"/>
+      <w:numFmt w:val="decimal"/>
+      <w:lvlText w:val="%6."/>
+      <w:lvlJc w:val="left"/>
+      <w:pPr>
+        <w:tabs>
+          <w:tab w:val="num" w:pos="4320"/>
+        </w:tabs>
+        <w:ind w:left="4320" w:hanging="360"/>
+      </w:pPr>
+    </w:lvl>
+    <w:lvl w:ilvl="6">
+      <w:start w:val="1"/>
+      <w:numFmt w:val="decimal"/>
+      <w:lvlText w:val="%7."/>
+      <w:lvlJc w:val="left"/>
+      <w:pPr>
+        <w:tabs>
+          <w:tab w:val="num" w:pos="5040"/>
+        </w:tabs>
+        <w:ind w:left="5040" w:hanging="360"/>
+      </w:pPr>
+    </w:lvl>
+    <w:lvl w:ilvl="7">
+      <w:start w:val="1"/>
+      <w:numFmt w:val="decimal"/>
+      <w:lvlText w:val="%8."/>
+      <w:lvlJc w:val="left"/>
+      <w:pPr>
+        <w:tabs>
+          <w:tab w:val="num" w:pos="5760"/>
+        </w:tabs>
+        <w:ind w:left="5760" w:hanging="360"/>
+      </w:pPr>
+    </w:lvl>
+    <w:lvl w:ilvl="8">
+      <w:start w:val="1"/>
+      <w:numFmt w:val="decimal"/>
+      <w:lvlText w:val="%9."/>
+      <w:lvlJc w:val="left"/>
+      <w:pPr>
+        <w:tabs>
+          <w:tab w:val="num" w:pos="6480"/>
+        </w:tabs>
+        <w:ind w:left="6480" w:hanging="360"/>
+      </w:pPr>
+    </w:lvl>
+  </w:abstractNum>
+  <w:abstractNum w:abstractNumId="5" w15:restartNumberingAfterBreak="0">
     <w:nsid w:val="5D705A64"/>
     <w:multiLevelType w:val="hybridMultilevel"/>
     <w:tmpl w:val="347498A0"/>
@@ -1804,7 +2579,7 @@
       </w:pPr>
     </w:lvl>
   </w:abstractNum>
-  <w:abstractNum w:abstractNumId="3" w15:restartNumberingAfterBreak="0">
+  <w:abstractNum w:abstractNumId="6" w15:restartNumberingAfterBreak="0">
     <w:nsid w:val="62D96C0B"/>
     <w:multiLevelType w:val="hybridMultilevel"/>
     <w:tmpl w:val="82768AFA"/>
@@ -1893,7 +2668,7 @@
       </w:pPr>
     </w:lvl>
   </w:abstractNum>
-  <w:abstractNum w:abstractNumId="4" w15:restartNumberingAfterBreak="0">
+  <w:abstractNum w:abstractNumId="7" w15:restartNumberingAfterBreak="0">
     <w:nsid w:val="6F141628"/>
     <w:multiLevelType w:val="hybridMultilevel"/>
     <w:tmpl w:val="44304F78"/>
@@ -1982,7 +2757,7 @@
       </w:pPr>
     </w:lvl>
   </w:abstractNum>
-  <w:abstractNum w:abstractNumId="5" w15:restartNumberingAfterBreak="0">
+  <w:abstractNum w:abstractNumId="8" w15:restartNumberingAfterBreak="0">
     <w:nsid w:val="72C41D1B"/>
     <w:multiLevelType w:val="hybridMultilevel"/>
     <w:tmpl w:val="FB300704"/>
@@ -2072,22 +2847,94 @@
     </w:lvl>
   </w:abstractNum>
   <w:num w:numId="1" w16cid:durableId="1382484265">
+    <w:abstractNumId w:val="8"/>
+  </w:num>
+  <w:num w:numId="2" w16cid:durableId="797114848">
+    <w:abstractNumId w:val="1"/>
+  </w:num>
+  <w:num w:numId="3" w16cid:durableId="729423116">
+    <w:abstractNumId w:val="7"/>
+  </w:num>
+  <w:num w:numId="4" w16cid:durableId="1795296029">
+    <w:abstractNumId w:val="6"/>
+  </w:num>
+  <w:num w:numId="5" w16cid:durableId="374624675">
     <w:abstractNumId w:val="5"/>
   </w:num>
-  <w:num w:numId="2" w16cid:durableId="797114848">
-    <w:abstractNumId w:val="0"/>
-  </w:num>
-  <w:num w:numId="3" w16cid:durableId="729423116">
-    <w:abstractNumId w:val="4"/>
-  </w:num>
-  <w:num w:numId="4" w16cid:durableId="1795296029">
+  <w:num w:numId="6" w16cid:durableId="998726386">
     <w:abstractNumId w:val="3"/>
   </w:num>
-  <w:num w:numId="5" w16cid:durableId="374624675">
+  <w:num w:numId="7" w16cid:durableId="1261527493">
+    <w:abstractNumId w:val="0"/>
+    <w:lvlOverride w:ilvl="0">
+      <w:startOverride w:val="1"/>
+    </w:lvlOverride>
+    <w:lvlOverride w:ilvl="1">
+      <w:startOverride w:val="1"/>
+    </w:lvlOverride>
+    <w:lvlOverride w:ilvl="2">
+      <w:startOverride w:val="1"/>
+    </w:lvlOverride>
+    <w:lvlOverride w:ilvl="3">
+      <w:startOverride w:val="1"/>
+    </w:lvlOverride>
+    <w:lvlOverride w:ilvl="4">
+      <w:startOverride w:val="1"/>
+    </w:lvlOverride>
+    <w:lvlOverride w:ilvl="5">
+      <w:startOverride w:val="1"/>
+    </w:lvlOverride>
+    <w:lvlOverride w:ilvl="6">
+      <w:startOverride w:val="1"/>
+    </w:lvlOverride>
+    <w:lvlOverride w:ilvl="7">
+      <w:startOverride w:val="1"/>
+    </w:lvlOverride>
+    <w:lvlOverride w:ilvl="8">
+      <w:startOverride w:val="1"/>
+    </w:lvlOverride>
+  </w:num>
+  <w:num w:numId="8" w16cid:durableId="448550067">
+    <w:abstractNumId w:val="4"/>
+    <w:lvlOverride w:ilvl="0">
+      <w:startOverride w:val="1"/>
+    </w:lvlOverride>
+    <w:lvlOverride w:ilvl="1">
+      <w:startOverride w:val="1"/>
+    </w:lvlOverride>
+    <w:lvlOverride w:ilvl="2">
+      <w:startOverride w:val="1"/>
+    </w:lvlOverride>
+    <w:lvlOverride w:ilvl="3">
+      <w:startOverride w:val="1"/>
+    </w:lvlOverride>
+    <w:lvlOverride w:ilvl="4">
+      <w:startOverride w:val="1"/>
+    </w:lvlOverride>
+    <w:lvlOverride w:ilvl="5">
+      <w:startOverride w:val="1"/>
+    </w:lvlOverride>
+    <w:lvlOverride w:ilvl="6">
+      <w:startOverride w:val="1"/>
+    </w:lvlOverride>
+    <w:lvlOverride w:ilvl="7">
+      <w:startOverride w:val="1"/>
+    </w:lvlOverride>
+    <w:lvlOverride w:ilvl="8">
+      <w:startOverride w:val="1"/>
+    </w:lvlOverride>
+  </w:num>
+  <w:num w:numId="9" w16cid:durableId="264659085">
     <w:abstractNumId w:val="2"/>
-  </w:num>
-  <w:num w:numId="6" w16cid:durableId="998726386">
-    <w:abstractNumId w:val="1"/>
+    <w:lvlOverride w:ilvl="0"/>
+    <w:lvlOverride w:ilvl="1"/>
+    <w:lvlOverride w:ilvl="2"/>
+    <w:lvlOverride w:ilvl="3"/>
+    <w:lvlOverride w:ilvl="4"/>
+    <w:lvlOverride w:ilvl="5"/>
+    <w:lvlOverride w:ilvl="6"/>
+    <w:lvlOverride w:ilvl="7"/>
+    <w:lvlOverride w:ilvl="8"/>
   </w:num>
 </w:numbering>
 </file>
